--- a/газ.docx
+++ b/газ.docx
@@ -1191,14 +1191,7 @@
           <w:sz w:val="22"/>
           <w:szCs w:val="22"/>
         </w:rPr>
-        <w:t xml:space="preserve">Рисунок 1 – </w:t>
-      </w:r>
-      <w:r>
-        <w:rPr>
-          <w:sz w:val="22"/>
-          <w:szCs w:val="22"/>
-        </w:rPr>
-        <w:t>UML-диаграмма классов</w:t>
+        <w:t>Рисунок 1 – UML-диаграмма классов</w:t>
       </w:r>
     </w:p>
     <w:p>
@@ -1207,7 +1200,6 @@
           <w:rFonts w:ascii="Times New Roman" w:hAnsi="Times New Roman" w:cs="Times New Roman"/>
           <w:b/>
           <w:bCs/>
-          <w:lang w:val="en-US"/>
         </w:rPr>
       </w:pPr>
     </w:p>
@@ -1797,7 +1789,7 @@
         </w:rPr>
         <w:lastRenderedPageBreak/>
         <w:drawing>
-          <wp:inline distT="0" distB="0" distL="0" distR="0" wp14:anchorId="7719C370" wp14:editId="4874F0A1">
+          <wp:inline distT="0" distB="0" distL="0" distR="0" wp14:anchorId="7719C370" wp14:editId="6C7602FC">
             <wp:extent cx="5483225" cy="2976867"/>
             <wp:effectExtent l="0" t="0" r="3175" b="0"/>
             <wp:docPr id="2132384254" name="Рисунок 2"/>
@@ -1849,13 +1841,7 @@
         <w:rPr>
           <w:rFonts w:ascii="Times New Roman" w:hAnsi="Times New Roman" w:cs="Times New Roman"/>
         </w:rPr>
-        <w:t xml:space="preserve">Рисунок 2 - </w:t>
-      </w:r>
-      <w:r>
-        <w:rPr>
-          <w:rFonts w:ascii="Times New Roman" w:hAnsi="Times New Roman" w:cs="Times New Roman"/>
-        </w:rPr>
-        <w:t xml:space="preserve">Умышленное искажение «магического числа» в заголовке бинарного файла archive.dat с использованием </w:t>
+        <w:t xml:space="preserve">Рисунок 2 - Умышленное искажение «магического числа» в заголовке бинарного файла archive.dat с использованием </w:t>
       </w:r>
       <w:proofErr w:type="spellStart"/>
       <w:r>
@@ -1937,14 +1923,2094 @@
         <w:rPr>
           <w:rFonts w:ascii="Times New Roman" w:hAnsi="Times New Roman" w:cs="Times New Roman"/>
         </w:rPr>
-        <w:t xml:space="preserve">Рисунок 3 - </w:t>
-      </w:r>
-      <w:r>
-        <w:rPr>
-          <w:rFonts w:ascii="Times New Roman" w:hAnsi="Times New Roman" w:cs="Times New Roman"/>
-        </w:rPr>
-        <w:t>Корректная обработка исключения при попытке загрузки поврежденного файла (отсутствие аварийного завершения программы)</w:t>
-      </w:r>
+        <w:t>Рисунок 3 - Корректная обработка исключения при попытке загрузки поврежденного файла (отсутствие аварийного завершения программы)</w:t>
+      </w:r>
+    </w:p>
+    <w:p>
+      <w:pPr>
+        <w:jc w:val="center"/>
+        <w:rPr>
+          <w:rFonts w:ascii="Times New Roman" w:hAnsi="Times New Roman" w:cs="Times New Roman"/>
+        </w:rPr>
+      </w:pPr>
+    </w:p>
+    <w:p>
+      <w:pPr>
+        <w:jc w:val="center"/>
+        <w:rPr>
+          <w:rFonts w:ascii="Times New Roman" w:hAnsi="Times New Roman" w:cs="Times New Roman"/>
+        </w:rPr>
+      </w:pPr>
+    </w:p>
+    <w:p>
+      <w:pPr>
+        <w:jc w:val="center"/>
+        <w:rPr>
+          <w:rFonts w:ascii="Times New Roman" w:hAnsi="Times New Roman" w:cs="Times New Roman"/>
+        </w:rPr>
+      </w:pPr>
+    </w:p>
+    <w:p>
+      <w:pPr>
+        <w:jc w:val="center"/>
+        <w:rPr>
+          <w:rFonts w:ascii="Times New Roman" w:hAnsi="Times New Roman" w:cs="Times New Roman"/>
+        </w:rPr>
+      </w:pPr>
+    </w:p>
+    <w:p>
+      <w:pPr>
+        <w:jc w:val="center"/>
+        <w:rPr>
+          <w:rFonts w:ascii="Times New Roman" w:hAnsi="Times New Roman" w:cs="Times New Roman"/>
+        </w:rPr>
+      </w:pPr>
+    </w:p>
+    <w:p>
+      <w:pPr>
+        <w:jc w:val="center"/>
+        <w:rPr>
+          <w:rFonts w:ascii="Times New Roman" w:hAnsi="Times New Roman" w:cs="Times New Roman"/>
+        </w:rPr>
+      </w:pPr>
+    </w:p>
+    <w:p>
+      <w:pPr>
+        <w:jc w:val="center"/>
+        <w:rPr>
+          <w:rFonts w:ascii="Times New Roman" w:hAnsi="Times New Roman" w:cs="Times New Roman"/>
+        </w:rPr>
+      </w:pPr>
+    </w:p>
+    <w:p>
+      <w:pPr>
+        <w:jc w:val="center"/>
+        <w:rPr>
+          <w:rFonts w:ascii="Times New Roman" w:hAnsi="Times New Roman" w:cs="Times New Roman"/>
+        </w:rPr>
+      </w:pPr>
+    </w:p>
+    <w:p>
+      <w:pPr>
+        <w:rPr>
+          <w:rFonts w:ascii="Times New Roman" w:hAnsi="Times New Roman" w:cs="Times New Roman"/>
+          <w:i/>
+          <w:iCs/>
+        </w:rPr>
+      </w:pPr>
+      <w:r>
+        <w:rPr>
+          <w:rFonts w:ascii="Times New Roman" w:hAnsi="Times New Roman" w:cs="Times New Roman"/>
+          <w:i/>
+          <w:iCs/>
+        </w:rPr>
+        <w:lastRenderedPageBreak/>
+        <w:t xml:space="preserve">Таблица 2 - </w:t>
+      </w:r>
+      <w:r>
+        <w:rPr>
+          <w:rFonts w:ascii="Times New Roman" w:hAnsi="Times New Roman" w:cs="Times New Roman"/>
+          <w:i/>
+          <w:iCs/>
+        </w:rPr>
+        <w:t>Тест-кейсы</w:t>
+      </w:r>
+    </w:p>
+    <w:tbl>
+      <w:tblPr>
+        <w:tblW w:w="0" w:type="dxa"/>
+        <w:tblBorders>
+          <w:top w:val="single" w:sz="4" w:space="0" w:color="auto"/>
+          <w:left w:val="single" w:sz="4" w:space="0" w:color="auto"/>
+          <w:bottom w:val="single" w:sz="4" w:space="0" w:color="auto"/>
+          <w:right w:val="single" w:sz="4" w:space="0" w:color="auto"/>
+          <w:insideH w:val="single" w:sz="4" w:space="0" w:color="auto"/>
+          <w:insideV w:val="single" w:sz="4" w:space="0" w:color="auto"/>
+        </w:tblBorders>
+        <w:tblCellMar>
+          <w:left w:w="0" w:type="dxa"/>
+          <w:right w:w="0" w:type="dxa"/>
+        </w:tblCellMar>
+        <w:tblLook w:val="04A0" w:firstRow="1" w:lastRow="0" w:firstColumn="1" w:lastColumn="0" w:noHBand="0" w:noVBand="1"/>
+      </w:tblPr>
+      <w:tblGrid>
+        <w:gridCol w:w="310"/>
+        <w:gridCol w:w="3611"/>
+        <w:gridCol w:w="3106"/>
+        <w:gridCol w:w="1592"/>
+        <w:gridCol w:w="726"/>
+      </w:tblGrid>
+      <w:tr>
+        <w:trPr>
+          <w:trHeight w:val="315"/>
+        </w:trPr>
+        <w:tc>
+          <w:tcPr>
+            <w:tcW w:w="0" w:type="auto"/>
+            <w:tcMar>
+              <w:top w:w="30" w:type="dxa"/>
+              <w:left w:w="45" w:type="dxa"/>
+              <w:bottom w:w="30" w:type="dxa"/>
+              <w:right w:w="45" w:type="dxa"/>
+            </w:tcMar>
+            <w:vAlign w:val="bottom"/>
+            <w:hideMark/>
+          </w:tcPr>
+          <w:p>
+            <w:pPr>
+              <w:rPr>
+                <w:rFonts w:ascii="Times New Roman" w:hAnsi="Times New Roman" w:cs="Times New Roman"/>
+              </w:rPr>
+            </w:pPr>
+            <w:r>
+              <w:rPr>
+                <w:rFonts w:ascii="Times New Roman" w:hAnsi="Times New Roman" w:cs="Times New Roman"/>
+              </w:rPr>
+              <w:t>№</w:t>
+            </w:r>
+          </w:p>
+        </w:tc>
+        <w:tc>
+          <w:tcPr>
+            <w:tcW w:w="0" w:type="auto"/>
+            <w:tcMar>
+              <w:top w:w="30" w:type="dxa"/>
+              <w:left w:w="45" w:type="dxa"/>
+              <w:bottom w:w="30" w:type="dxa"/>
+              <w:right w:w="45" w:type="dxa"/>
+            </w:tcMar>
+            <w:vAlign w:val="bottom"/>
+            <w:hideMark/>
+          </w:tcPr>
+          <w:p>
+            <w:pPr>
+              <w:rPr>
+                <w:rFonts w:ascii="Times New Roman" w:hAnsi="Times New Roman" w:cs="Times New Roman"/>
+              </w:rPr>
+            </w:pPr>
+            <w:r>
+              <w:rPr>
+                <w:rFonts w:ascii="Times New Roman" w:hAnsi="Times New Roman" w:cs="Times New Roman"/>
+              </w:rPr>
+              <w:t>Описание действия</w:t>
+            </w:r>
+          </w:p>
+        </w:tc>
+        <w:tc>
+          <w:tcPr>
+            <w:tcW w:w="0" w:type="auto"/>
+            <w:tcMar>
+              <w:top w:w="30" w:type="dxa"/>
+              <w:left w:w="45" w:type="dxa"/>
+              <w:bottom w:w="30" w:type="dxa"/>
+              <w:right w:w="45" w:type="dxa"/>
+            </w:tcMar>
+            <w:vAlign w:val="bottom"/>
+            <w:hideMark/>
+          </w:tcPr>
+          <w:p>
+            <w:pPr>
+              <w:rPr>
+                <w:rFonts w:ascii="Times New Roman" w:hAnsi="Times New Roman" w:cs="Times New Roman"/>
+              </w:rPr>
+            </w:pPr>
+            <w:r>
+              <w:rPr>
+                <w:rFonts w:ascii="Times New Roman" w:hAnsi="Times New Roman" w:cs="Times New Roman"/>
+              </w:rPr>
+              <w:t>Ожидаемый результат</w:t>
+            </w:r>
+          </w:p>
+        </w:tc>
+        <w:tc>
+          <w:tcPr>
+            <w:tcW w:w="0" w:type="auto"/>
+            <w:tcMar>
+              <w:top w:w="30" w:type="dxa"/>
+              <w:left w:w="45" w:type="dxa"/>
+              <w:bottom w:w="30" w:type="dxa"/>
+              <w:right w:w="45" w:type="dxa"/>
+            </w:tcMar>
+            <w:vAlign w:val="bottom"/>
+            <w:hideMark/>
+          </w:tcPr>
+          <w:p>
+            <w:pPr>
+              <w:rPr>
+                <w:rFonts w:ascii="Times New Roman" w:hAnsi="Times New Roman" w:cs="Times New Roman"/>
+              </w:rPr>
+            </w:pPr>
+            <w:r>
+              <w:rPr>
+                <w:rFonts w:ascii="Times New Roman" w:hAnsi="Times New Roman" w:cs="Times New Roman"/>
+              </w:rPr>
+              <w:t>Фактический результат</w:t>
+            </w:r>
+          </w:p>
+        </w:tc>
+        <w:tc>
+          <w:tcPr>
+            <w:tcW w:w="0" w:type="auto"/>
+            <w:tcMar>
+              <w:top w:w="30" w:type="dxa"/>
+              <w:left w:w="45" w:type="dxa"/>
+              <w:bottom w:w="30" w:type="dxa"/>
+              <w:right w:w="45" w:type="dxa"/>
+            </w:tcMar>
+            <w:vAlign w:val="bottom"/>
+            <w:hideMark/>
+          </w:tcPr>
+          <w:p>
+            <w:pPr>
+              <w:rPr>
+                <w:rFonts w:ascii="Times New Roman" w:hAnsi="Times New Roman" w:cs="Times New Roman"/>
+              </w:rPr>
+            </w:pPr>
+            <w:r>
+              <w:rPr>
+                <w:rFonts w:ascii="Times New Roman" w:hAnsi="Times New Roman" w:cs="Times New Roman"/>
+              </w:rPr>
+              <w:t>Статус</w:t>
+            </w:r>
+          </w:p>
+        </w:tc>
+      </w:tr>
+      <w:tr>
+        <w:trPr>
+          <w:trHeight w:val="315"/>
+        </w:trPr>
+        <w:tc>
+          <w:tcPr>
+            <w:tcW w:w="0" w:type="auto"/>
+            <w:tcMar>
+              <w:top w:w="30" w:type="dxa"/>
+              <w:left w:w="45" w:type="dxa"/>
+              <w:bottom w:w="30" w:type="dxa"/>
+              <w:right w:w="45" w:type="dxa"/>
+            </w:tcMar>
+            <w:vAlign w:val="bottom"/>
+            <w:hideMark/>
+          </w:tcPr>
+          <w:p>
+            <w:pPr>
+              <w:rPr>
+                <w:rFonts w:ascii="Times New Roman" w:hAnsi="Times New Roman" w:cs="Times New Roman"/>
+              </w:rPr>
+            </w:pPr>
+            <w:r>
+              <w:rPr>
+                <w:rFonts w:ascii="Times New Roman" w:hAnsi="Times New Roman" w:cs="Times New Roman"/>
+              </w:rPr>
+              <w:t>1</w:t>
+            </w:r>
+          </w:p>
+        </w:tc>
+        <w:tc>
+          <w:tcPr>
+            <w:tcW w:w="0" w:type="auto"/>
+            <w:tcMar>
+              <w:top w:w="30" w:type="dxa"/>
+              <w:left w:w="45" w:type="dxa"/>
+              <w:bottom w:w="30" w:type="dxa"/>
+              <w:right w:w="45" w:type="dxa"/>
+            </w:tcMar>
+            <w:vAlign w:val="bottom"/>
+            <w:hideMark/>
+          </w:tcPr>
+          <w:p>
+            <w:pPr>
+              <w:rPr>
+                <w:rFonts w:ascii="Times New Roman" w:hAnsi="Times New Roman" w:cs="Times New Roman"/>
+              </w:rPr>
+            </w:pPr>
+            <w:r>
+              <w:rPr>
+                <w:rFonts w:ascii="Times New Roman" w:hAnsi="Times New Roman" w:cs="Times New Roman"/>
+              </w:rPr>
+              <w:t>Ввод буквы вместо числа в главном меню или при выборе уровня доступа</w:t>
+            </w:r>
+          </w:p>
+        </w:tc>
+        <w:tc>
+          <w:tcPr>
+            <w:tcW w:w="0" w:type="auto"/>
+            <w:tcMar>
+              <w:top w:w="30" w:type="dxa"/>
+              <w:left w:w="45" w:type="dxa"/>
+              <w:bottom w:w="30" w:type="dxa"/>
+              <w:right w:w="45" w:type="dxa"/>
+            </w:tcMar>
+            <w:vAlign w:val="bottom"/>
+            <w:hideMark/>
+          </w:tcPr>
+          <w:p>
+            <w:pPr>
+              <w:rPr>
+                <w:rFonts w:ascii="Times New Roman" w:hAnsi="Times New Roman" w:cs="Times New Roman"/>
+              </w:rPr>
+            </w:pPr>
+            <w:r>
+              <w:rPr>
+                <w:rFonts w:ascii="Times New Roman" w:hAnsi="Times New Roman" w:cs="Times New Roman"/>
+              </w:rPr>
+              <w:t xml:space="preserve">Программа очищает буфер, выдает сообщение «Ошибка ввода. Введите число.» и не завершается </w:t>
+            </w:r>
+            <w:proofErr w:type="spellStart"/>
+            <w:r>
+              <w:rPr>
+                <w:rFonts w:ascii="Times New Roman" w:hAnsi="Times New Roman" w:cs="Times New Roman"/>
+              </w:rPr>
+              <w:t>аварийно</w:t>
+            </w:r>
+            <w:proofErr w:type="spellEnd"/>
+          </w:p>
+        </w:tc>
+        <w:tc>
+          <w:tcPr>
+            <w:tcW w:w="0" w:type="auto"/>
+            <w:tcMar>
+              <w:top w:w="30" w:type="dxa"/>
+              <w:left w:w="45" w:type="dxa"/>
+              <w:bottom w:w="30" w:type="dxa"/>
+              <w:right w:w="45" w:type="dxa"/>
+            </w:tcMar>
+            <w:vAlign w:val="bottom"/>
+            <w:hideMark/>
+          </w:tcPr>
+          <w:p>
+            <w:pPr>
+              <w:rPr>
+                <w:rFonts w:ascii="Times New Roman" w:hAnsi="Times New Roman" w:cs="Times New Roman"/>
+              </w:rPr>
+            </w:pPr>
+            <w:r>
+              <w:rPr>
+                <w:rFonts w:ascii="Times New Roman" w:hAnsi="Times New Roman" w:cs="Times New Roman"/>
+              </w:rPr>
+              <w:t>Соответствует ожидаемому</w:t>
+            </w:r>
+          </w:p>
+        </w:tc>
+        <w:tc>
+          <w:tcPr>
+            <w:tcW w:w="0" w:type="auto"/>
+            <w:tcMar>
+              <w:top w:w="30" w:type="dxa"/>
+              <w:left w:w="45" w:type="dxa"/>
+              <w:bottom w:w="30" w:type="dxa"/>
+              <w:right w:w="45" w:type="dxa"/>
+            </w:tcMar>
+            <w:vAlign w:val="bottom"/>
+            <w:hideMark/>
+          </w:tcPr>
+          <w:p>
+            <w:pPr>
+              <w:rPr>
+                <w:rFonts w:ascii="Times New Roman" w:hAnsi="Times New Roman" w:cs="Times New Roman"/>
+              </w:rPr>
+            </w:pPr>
+            <w:r>
+              <w:rPr>
+                <w:rFonts w:ascii="Times New Roman" w:hAnsi="Times New Roman" w:cs="Times New Roman"/>
+              </w:rPr>
+              <w:t>Ок</w:t>
+            </w:r>
+          </w:p>
+        </w:tc>
+      </w:tr>
+      <w:tr>
+        <w:trPr>
+          <w:trHeight w:val="315"/>
+        </w:trPr>
+        <w:tc>
+          <w:tcPr>
+            <w:tcW w:w="0" w:type="auto"/>
+            <w:tcMar>
+              <w:top w:w="30" w:type="dxa"/>
+              <w:left w:w="45" w:type="dxa"/>
+              <w:bottom w:w="30" w:type="dxa"/>
+              <w:right w:w="45" w:type="dxa"/>
+            </w:tcMar>
+            <w:vAlign w:val="bottom"/>
+            <w:hideMark/>
+          </w:tcPr>
+          <w:p>
+            <w:pPr>
+              <w:rPr>
+                <w:rFonts w:ascii="Times New Roman" w:hAnsi="Times New Roman" w:cs="Times New Roman"/>
+              </w:rPr>
+            </w:pPr>
+            <w:r>
+              <w:rPr>
+                <w:rFonts w:ascii="Times New Roman" w:hAnsi="Times New Roman" w:cs="Times New Roman"/>
+              </w:rPr>
+              <w:t>2</w:t>
+            </w:r>
+          </w:p>
+        </w:tc>
+        <w:tc>
+          <w:tcPr>
+            <w:tcW w:w="0" w:type="auto"/>
+            <w:tcMar>
+              <w:top w:w="30" w:type="dxa"/>
+              <w:left w:w="45" w:type="dxa"/>
+              <w:bottom w:w="30" w:type="dxa"/>
+              <w:right w:w="45" w:type="dxa"/>
+            </w:tcMar>
+            <w:vAlign w:val="bottom"/>
+            <w:hideMark/>
+          </w:tcPr>
+          <w:p>
+            <w:pPr>
+              <w:rPr>
+                <w:rFonts w:ascii="Times New Roman" w:hAnsi="Times New Roman" w:cs="Times New Roman"/>
+              </w:rPr>
+            </w:pPr>
+            <w:r>
+              <w:rPr>
+                <w:rFonts w:ascii="Times New Roman" w:hAnsi="Times New Roman" w:cs="Times New Roman"/>
+              </w:rPr>
+              <w:t xml:space="preserve">Попытка создания ресурса (папки/файла) с использованием системных запрещенных символов (например, </w:t>
+            </w:r>
+            <w:proofErr w:type="spellStart"/>
+            <w:r>
+              <w:rPr>
+                <w:rFonts w:ascii="Times New Roman" w:hAnsi="Times New Roman" w:cs="Times New Roman"/>
+              </w:rPr>
+              <w:t>doc</w:t>
+            </w:r>
+            <w:proofErr w:type="spellEnd"/>
+            <w:r>
+              <w:rPr>
+                <w:rFonts w:ascii="Times New Roman" w:hAnsi="Times New Roman" w:cs="Times New Roman"/>
+              </w:rPr>
+              <w:t>*</w:t>
+            </w:r>
+            <w:proofErr w:type="spellStart"/>
+            <w:r>
+              <w:rPr>
+                <w:rFonts w:ascii="Times New Roman" w:hAnsi="Times New Roman" w:cs="Times New Roman"/>
+              </w:rPr>
+              <w:t>ment</w:t>
+            </w:r>
+            <w:proofErr w:type="spellEnd"/>
+            <w:r>
+              <w:rPr>
+                <w:rFonts w:ascii="Times New Roman" w:hAnsi="Times New Roman" w:cs="Times New Roman"/>
+              </w:rPr>
+              <w:t>)</w:t>
+            </w:r>
+          </w:p>
+        </w:tc>
+        <w:tc>
+          <w:tcPr>
+            <w:tcW w:w="0" w:type="auto"/>
+            <w:tcMar>
+              <w:top w:w="30" w:type="dxa"/>
+              <w:left w:w="45" w:type="dxa"/>
+              <w:bottom w:w="30" w:type="dxa"/>
+              <w:right w:w="45" w:type="dxa"/>
+            </w:tcMar>
+            <w:vAlign w:val="bottom"/>
+            <w:hideMark/>
+          </w:tcPr>
+          <w:p>
+            <w:pPr>
+              <w:rPr>
+                <w:rFonts w:ascii="Times New Roman" w:hAnsi="Times New Roman" w:cs="Times New Roman"/>
+              </w:rPr>
+            </w:pPr>
+            <w:r>
+              <w:rPr>
+                <w:rFonts w:ascii="Times New Roman" w:hAnsi="Times New Roman" w:cs="Times New Roman"/>
+              </w:rPr>
+              <w:t>Перехват исключения, вывод сообщения [ОШИБКА ФС]: Недопустимые символы в имени</w:t>
+            </w:r>
+          </w:p>
+        </w:tc>
+        <w:tc>
+          <w:tcPr>
+            <w:tcW w:w="0" w:type="auto"/>
+            <w:tcMar>
+              <w:top w:w="30" w:type="dxa"/>
+              <w:left w:w="45" w:type="dxa"/>
+              <w:bottom w:w="30" w:type="dxa"/>
+              <w:right w:w="45" w:type="dxa"/>
+            </w:tcMar>
+            <w:vAlign w:val="bottom"/>
+            <w:hideMark/>
+          </w:tcPr>
+          <w:p>
+            <w:pPr>
+              <w:rPr>
+                <w:rFonts w:ascii="Times New Roman" w:hAnsi="Times New Roman" w:cs="Times New Roman"/>
+              </w:rPr>
+            </w:pPr>
+            <w:r>
+              <w:rPr>
+                <w:rFonts w:ascii="Times New Roman" w:hAnsi="Times New Roman" w:cs="Times New Roman"/>
+              </w:rPr>
+              <w:t>Соответствует ожидаемому</w:t>
+            </w:r>
+          </w:p>
+        </w:tc>
+        <w:tc>
+          <w:tcPr>
+            <w:tcW w:w="0" w:type="auto"/>
+            <w:tcMar>
+              <w:top w:w="30" w:type="dxa"/>
+              <w:left w:w="45" w:type="dxa"/>
+              <w:bottom w:w="30" w:type="dxa"/>
+              <w:right w:w="45" w:type="dxa"/>
+            </w:tcMar>
+            <w:vAlign w:val="bottom"/>
+            <w:hideMark/>
+          </w:tcPr>
+          <w:p>
+            <w:pPr>
+              <w:rPr>
+                <w:rFonts w:ascii="Times New Roman" w:hAnsi="Times New Roman" w:cs="Times New Roman"/>
+              </w:rPr>
+            </w:pPr>
+            <w:r>
+              <w:rPr>
+                <w:rFonts w:ascii="Times New Roman" w:hAnsi="Times New Roman" w:cs="Times New Roman"/>
+              </w:rPr>
+              <w:t>Ок</w:t>
+            </w:r>
+          </w:p>
+        </w:tc>
+      </w:tr>
+      <w:tr>
+        <w:trPr>
+          <w:trHeight w:val="315"/>
+        </w:trPr>
+        <w:tc>
+          <w:tcPr>
+            <w:tcW w:w="0" w:type="auto"/>
+            <w:tcMar>
+              <w:top w:w="30" w:type="dxa"/>
+              <w:left w:w="45" w:type="dxa"/>
+              <w:bottom w:w="30" w:type="dxa"/>
+              <w:right w:w="45" w:type="dxa"/>
+            </w:tcMar>
+            <w:vAlign w:val="bottom"/>
+            <w:hideMark/>
+          </w:tcPr>
+          <w:p>
+            <w:pPr>
+              <w:rPr>
+                <w:rFonts w:ascii="Times New Roman" w:hAnsi="Times New Roman" w:cs="Times New Roman"/>
+              </w:rPr>
+            </w:pPr>
+            <w:r>
+              <w:rPr>
+                <w:rFonts w:ascii="Times New Roman" w:hAnsi="Times New Roman" w:cs="Times New Roman"/>
+              </w:rPr>
+              <w:t>3</w:t>
+            </w:r>
+          </w:p>
+        </w:tc>
+        <w:tc>
+          <w:tcPr>
+            <w:tcW w:w="0" w:type="auto"/>
+            <w:tcMar>
+              <w:top w:w="30" w:type="dxa"/>
+              <w:left w:w="45" w:type="dxa"/>
+              <w:bottom w:w="30" w:type="dxa"/>
+              <w:right w:w="45" w:type="dxa"/>
+            </w:tcMar>
+            <w:vAlign w:val="bottom"/>
+            <w:hideMark/>
+          </w:tcPr>
+          <w:p>
+            <w:pPr>
+              <w:rPr>
+                <w:rFonts w:ascii="Times New Roman" w:hAnsi="Times New Roman" w:cs="Times New Roman"/>
+              </w:rPr>
+            </w:pPr>
+            <w:r>
+              <w:rPr>
+                <w:rFonts w:ascii="Times New Roman" w:hAnsi="Times New Roman" w:cs="Times New Roman"/>
+              </w:rPr>
+              <w:t>Ввод расширения файла, содержащего спецсимволы или точки (например, .</w:t>
+            </w:r>
+            <w:proofErr w:type="spellStart"/>
+            <w:r>
+              <w:rPr>
+                <w:rFonts w:ascii="Times New Roman" w:hAnsi="Times New Roman" w:cs="Times New Roman"/>
+              </w:rPr>
+              <w:t>txt</w:t>
+            </w:r>
+            <w:proofErr w:type="spellEnd"/>
+            <w:r>
+              <w:rPr>
+                <w:rFonts w:ascii="Times New Roman" w:hAnsi="Times New Roman" w:cs="Times New Roman"/>
+              </w:rPr>
+              <w:t xml:space="preserve"> вместо </w:t>
+            </w:r>
+            <w:proofErr w:type="spellStart"/>
+            <w:r>
+              <w:rPr>
+                <w:rFonts w:ascii="Times New Roman" w:hAnsi="Times New Roman" w:cs="Times New Roman"/>
+              </w:rPr>
+              <w:t>txt</w:t>
+            </w:r>
+            <w:proofErr w:type="spellEnd"/>
+            <w:r>
+              <w:rPr>
+                <w:rFonts w:ascii="Times New Roman" w:hAnsi="Times New Roman" w:cs="Times New Roman"/>
+              </w:rPr>
+              <w:t>)</w:t>
+            </w:r>
+          </w:p>
+        </w:tc>
+        <w:tc>
+          <w:tcPr>
+            <w:tcW w:w="0" w:type="auto"/>
+            <w:tcMar>
+              <w:top w:w="30" w:type="dxa"/>
+              <w:left w:w="45" w:type="dxa"/>
+              <w:bottom w:w="30" w:type="dxa"/>
+              <w:right w:w="45" w:type="dxa"/>
+            </w:tcMar>
+            <w:vAlign w:val="bottom"/>
+            <w:hideMark/>
+          </w:tcPr>
+          <w:p>
+            <w:pPr>
+              <w:rPr>
+                <w:rFonts w:ascii="Times New Roman" w:hAnsi="Times New Roman" w:cs="Times New Roman"/>
+              </w:rPr>
+            </w:pPr>
+            <w:r>
+              <w:rPr>
+                <w:rFonts w:ascii="Times New Roman" w:hAnsi="Times New Roman" w:cs="Times New Roman"/>
+              </w:rPr>
+              <w:t xml:space="preserve">Срабатывает </w:t>
+            </w:r>
+            <w:proofErr w:type="spellStart"/>
+            <w:r>
+              <w:rPr>
+                <w:rFonts w:ascii="Times New Roman" w:hAnsi="Times New Roman" w:cs="Times New Roman"/>
+              </w:rPr>
+              <w:t>Regex</w:t>
+            </w:r>
+            <w:proofErr w:type="spellEnd"/>
+            <w:r>
+              <w:rPr>
+                <w:rFonts w:ascii="Times New Roman" w:hAnsi="Times New Roman" w:cs="Times New Roman"/>
+              </w:rPr>
+              <w:t>-валидация, вывод сообщения [ОШИБКА ФС]: Некорректный формат расширения</w:t>
+            </w:r>
+          </w:p>
+        </w:tc>
+        <w:tc>
+          <w:tcPr>
+            <w:tcW w:w="0" w:type="auto"/>
+            <w:tcMar>
+              <w:top w:w="30" w:type="dxa"/>
+              <w:left w:w="45" w:type="dxa"/>
+              <w:bottom w:w="30" w:type="dxa"/>
+              <w:right w:w="45" w:type="dxa"/>
+            </w:tcMar>
+            <w:vAlign w:val="bottom"/>
+            <w:hideMark/>
+          </w:tcPr>
+          <w:p>
+            <w:pPr>
+              <w:rPr>
+                <w:rFonts w:ascii="Times New Roman" w:hAnsi="Times New Roman" w:cs="Times New Roman"/>
+              </w:rPr>
+            </w:pPr>
+            <w:r>
+              <w:rPr>
+                <w:rFonts w:ascii="Times New Roman" w:hAnsi="Times New Roman" w:cs="Times New Roman"/>
+              </w:rPr>
+              <w:t>Соответствует ожидаемому</w:t>
+            </w:r>
+          </w:p>
+        </w:tc>
+        <w:tc>
+          <w:tcPr>
+            <w:tcW w:w="0" w:type="auto"/>
+            <w:tcMar>
+              <w:top w:w="30" w:type="dxa"/>
+              <w:left w:w="45" w:type="dxa"/>
+              <w:bottom w:w="30" w:type="dxa"/>
+              <w:right w:w="45" w:type="dxa"/>
+            </w:tcMar>
+            <w:vAlign w:val="bottom"/>
+            <w:hideMark/>
+          </w:tcPr>
+          <w:p>
+            <w:pPr>
+              <w:rPr>
+                <w:rFonts w:ascii="Times New Roman" w:hAnsi="Times New Roman" w:cs="Times New Roman"/>
+              </w:rPr>
+            </w:pPr>
+            <w:r>
+              <w:rPr>
+                <w:rFonts w:ascii="Times New Roman" w:hAnsi="Times New Roman" w:cs="Times New Roman"/>
+              </w:rPr>
+              <w:t>Ок</w:t>
+            </w:r>
+          </w:p>
+        </w:tc>
+      </w:tr>
+      <w:tr>
+        <w:trPr>
+          <w:trHeight w:val="315"/>
+        </w:trPr>
+        <w:tc>
+          <w:tcPr>
+            <w:tcW w:w="0" w:type="auto"/>
+            <w:tcMar>
+              <w:top w:w="30" w:type="dxa"/>
+              <w:left w:w="45" w:type="dxa"/>
+              <w:bottom w:w="30" w:type="dxa"/>
+              <w:right w:w="45" w:type="dxa"/>
+            </w:tcMar>
+            <w:vAlign w:val="bottom"/>
+            <w:hideMark/>
+          </w:tcPr>
+          <w:p>
+            <w:pPr>
+              <w:rPr>
+                <w:rFonts w:ascii="Times New Roman" w:hAnsi="Times New Roman" w:cs="Times New Roman"/>
+              </w:rPr>
+            </w:pPr>
+            <w:r>
+              <w:rPr>
+                <w:rFonts w:ascii="Times New Roman" w:hAnsi="Times New Roman" w:cs="Times New Roman"/>
+              </w:rPr>
+              <w:t>4</w:t>
+            </w:r>
+          </w:p>
+        </w:tc>
+        <w:tc>
+          <w:tcPr>
+            <w:tcW w:w="0" w:type="auto"/>
+            <w:tcMar>
+              <w:top w:w="30" w:type="dxa"/>
+              <w:left w:w="45" w:type="dxa"/>
+              <w:bottom w:w="30" w:type="dxa"/>
+              <w:right w:w="45" w:type="dxa"/>
+            </w:tcMar>
+            <w:vAlign w:val="bottom"/>
+            <w:hideMark/>
+          </w:tcPr>
+          <w:p>
+            <w:pPr>
+              <w:rPr>
+                <w:rFonts w:ascii="Times New Roman" w:hAnsi="Times New Roman" w:cs="Times New Roman"/>
+              </w:rPr>
+            </w:pPr>
+            <w:r>
+              <w:rPr>
+                <w:rFonts w:ascii="Times New Roman" w:hAnsi="Times New Roman" w:cs="Times New Roman"/>
+              </w:rPr>
+              <w:t xml:space="preserve">Попытка удалить системную директорию (ввод </w:t>
+            </w:r>
+            <w:proofErr w:type="spellStart"/>
+            <w:r>
+              <w:rPr>
+                <w:rFonts w:ascii="Times New Roman" w:hAnsi="Times New Roman" w:cs="Times New Roman"/>
+              </w:rPr>
+              <w:t>root</w:t>
+            </w:r>
+            <w:proofErr w:type="spellEnd"/>
+            <w:r>
+              <w:rPr>
+                <w:rFonts w:ascii="Times New Roman" w:hAnsi="Times New Roman" w:cs="Times New Roman"/>
+              </w:rPr>
+              <w:t xml:space="preserve"> в меню удаления)</w:t>
+            </w:r>
+          </w:p>
+        </w:tc>
+        <w:tc>
+          <w:tcPr>
+            <w:tcW w:w="0" w:type="auto"/>
+            <w:tcMar>
+              <w:top w:w="30" w:type="dxa"/>
+              <w:left w:w="45" w:type="dxa"/>
+              <w:bottom w:w="30" w:type="dxa"/>
+              <w:right w:w="45" w:type="dxa"/>
+            </w:tcMar>
+            <w:vAlign w:val="bottom"/>
+            <w:hideMark/>
+          </w:tcPr>
+          <w:p>
+            <w:pPr>
+              <w:rPr>
+                <w:rFonts w:ascii="Times New Roman" w:hAnsi="Times New Roman" w:cs="Times New Roman"/>
+              </w:rPr>
+            </w:pPr>
+            <w:r>
+              <w:rPr>
+                <w:rFonts w:ascii="Times New Roman" w:hAnsi="Times New Roman" w:cs="Times New Roman"/>
+              </w:rPr>
+              <w:t>Блокировка операции, вывод сообщения [ОШИБКА ФС]</w:t>
+            </w:r>
+            <w:proofErr w:type="gramStart"/>
+            <w:r>
+              <w:rPr>
+                <w:rFonts w:ascii="Times New Roman" w:hAnsi="Times New Roman" w:cs="Times New Roman"/>
+              </w:rPr>
+              <w:t>: Невозможно</w:t>
+            </w:r>
+            <w:proofErr w:type="gramEnd"/>
+            <w:r>
+              <w:rPr>
+                <w:rFonts w:ascii="Times New Roman" w:hAnsi="Times New Roman" w:cs="Times New Roman"/>
+              </w:rPr>
+              <w:t xml:space="preserve"> удалить корневой каталог! </w:t>
+            </w:r>
+          </w:p>
+        </w:tc>
+        <w:tc>
+          <w:tcPr>
+            <w:tcW w:w="0" w:type="auto"/>
+            <w:tcMar>
+              <w:top w:w="30" w:type="dxa"/>
+              <w:left w:w="45" w:type="dxa"/>
+              <w:bottom w:w="30" w:type="dxa"/>
+              <w:right w:w="45" w:type="dxa"/>
+            </w:tcMar>
+            <w:vAlign w:val="bottom"/>
+            <w:hideMark/>
+          </w:tcPr>
+          <w:p>
+            <w:pPr>
+              <w:rPr>
+                <w:rFonts w:ascii="Times New Roman" w:hAnsi="Times New Roman" w:cs="Times New Roman"/>
+              </w:rPr>
+            </w:pPr>
+            <w:r>
+              <w:rPr>
+                <w:rFonts w:ascii="Times New Roman" w:hAnsi="Times New Roman" w:cs="Times New Roman"/>
+              </w:rPr>
+              <w:t>Соответствует ожидаемому</w:t>
+            </w:r>
+          </w:p>
+        </w:tc>
+        <w:tc>
+          <w:tcPr>
+            <w:tcW w:w="0" w:type="auto"/>
+            <w:tcMar>
+              <w:top w:w="30" w:type="dxa"/>
+              <w:left w:w="45" w:type="dxa"/>
+              <w:bottom w:w="30" w:type="dxa"/>
+              <w:right w:w="45" w:type="dxa"/>
+            </w:tcMar>
+            <w:vAlign w:val="bottom"/>
+            <w:hideMark/>
+          </w:tcPr>
+          <w:p>
+            <w:pPr>
+              <w:rPr>
+                <w:rFonts w:ascii="Times New Roman" w:hAnsi="Times New Roman" w:cs="Times New Roman"/>
+              </w:rPr>
+            </w:pPr>
+            <w:r>
+              <w:rPr>
+                <w:rFonts w:ascii="Times New Roman" w:hAnsi="Times New Roman" w:cs="Times New Roman"/>
+              </w:rPr>
+              <w:t>Ок</w:t>
+            </w:r>
+          </w:p>
+        </w:tc>
+      </w:tr>
+      <w:tr>
+        <w:trPr>
+          <w:trHeight w:val="315"/>
+        </w:trPr>
+        <w:tc>
+          <w:tcPr>
+            <w:tcW w:w="0" w:type="auto"/>
+            <w:tcMar>
+              <w:top w:w="30" w:type="dxa"/>
+              <w:left w:w="45" w:type="dxa"/>
+              <w:bottom w:w="30" w:type="dxa"/>
+              <w:right w:w="45" w:type="dxa"/>
+            </w:tcMar>
+            <w:vAlign w:val="bottom"/>
+            <w:hideMark/>
+          </w:tcPr>
+          <w:p>
+            <w:pPr>
+              <w:rPr>
+                <w:rFonts w:ascii="Times New Roman" w:hAnsi="Times New Roman" w:cs="Times New Roman"/>
+              </w:rPr>
+            </w:pPr>
+            <w:r>
+              <w:rPr>
+                <w:rFonts w:ascii="Times New Roman" w:hAnsi="Times New Roman" w:cs="Times New Roman"/>
+              </w:rPr>
+              <w:t>5</w:t>
+            </w:r>
+          </w:p>
+        </w:tc>
+        <w:tc>
+          <w:tcPr>
+            <w:tcW w:w="0" w:type="auto"/>
+            <w:tcMar>
+              <w:top w:w="30" w:type="dxa"/>
+              <w:left w:w="45" w:type="dxa"/>
+              <w:bottom w:w="30" w:type="dxa"/>
+              <w:right w:w="45" w:type="dxa"/>
+            </w:tcMar>
+            <w:vAlign w:val="bottom"/>
+            <w:hideMark/>
+          </w:tcPr>
+          <w:p>
+            <w:pPr>
+              <w:rPr>
+                <w:rFonts w:ascii="Times New Roman" w:hAnsi="Times New Roman" w:cs="Times New Roman"/>
+              </w:rPr>
+            </w:pPr>
+            <w:r>
+              <w:rPr>
+                <w:rFonts w:ascii="Times New Roman" w:hAnsi="Times New Roman" w:cs="Times New Roman"/>
+              </w:rPr>
+              <w:t>Попытка удаления/перемещения ресурса из папки с уровнем доступа ADMIN пользователем с уровнем GUEST</w:t>
+            </w:r>
+          </w:p>
+        </w:tc>
+        <w:tc>
+          <w:tcPr>
+            <w:tcW w:w="0" w:type="auto"/>
+            <w:tcMar>
+              <w:top w:w="30" w:type="dxa"/>
+              <w:left w:w="45" w:type="dxa"/>
+              <w:bottom w:w="30" w:type="dxa"/>
+              <w:right w:w="45" w:type="dxa"/>
+            </w:tcMar>
+            <w:vAlign w:val="bottom"/>
+            <w:hideMark/>
+          </w:tcPr>
+          <w:p>
+            <w:pPr>
+              <w:rPr>
+                <w:rFonts w:ascii="Times New Roman" w:hAnsi="Times New Roman" w:cs="Times New Roman"/>
+              </w:rPr>
+            </w:pPr>
+            <w:r>
+              <w:rPr>
+                <w:rFonts w:ascii="Times New Roman" w:hAnsi="Times New Roman" w:cs="Times New Roman"/>
+              </w:rPr>
+              <w:t>Срабатывает система ACL, операция отклоняется с сообщением [ОШИБКА ФС]</w:t>
+            </w:r>
+            <w:proofErr w:type="gramStart"/>
+            <w:r>
+              <w:rPr>
+                <w:rFonts w:ascii="Times New Roman" w:hAnsi="Times New Roman" w:cs="Times New Roman"/>
+              </w:rPr>
+              <w:t>: Недостаточно</w:t>
+            </w:r>
+            <w:proofErr w:type="gramEnd"/>
+            <w:r>
+              <w:rPr>
+                <w:rFonts w:ascii="Times New Roman" w:hAnsi="Times New Roman" w:cs="Times New Roman"/>
+              </w:rPr>
+              <w:t xml:space="preserve"> прав</w:t>
+            </w:r>
+          </w:p>
+        </w:tc>
+        <w:tc>
+          <w:tcPr>
+            <w:tcW w:w="0" w:type="auto"/>
+            <w:tcMar>
+              <w:top w:w="30" w:type="dxa"/>
+              <w:left w:w="45" w:type="dxa"/>
+              <w:bottom w:w="30" w:type="dxa"/>
+              <w:right w:w="45" w:type="dxa"/>
+            </w:tcMar>
+            <w:vAlign w:val="bottom"/>
+            <w:hideMark/>
+          </w:tcPr>
+          <w:p>
+            <w:pPr>
+              <w:rPr>
+                <w:rFonts w:ascii="Times New Roman" w:hAnsi="Times New Roman" w:cs="Times New Roman"/>
+              </w:rPr>
+            </w:pPr>
+            <w:r>
+              <w:rPr>
+                <w:rFonts w:ascii="Times New Roman" w:hAnsi="Times New Roman" w:cs="Times New Roman"/>
+              </w:rPr>
+              <w:t>Соответствует ожидаемому</w:t>
+            </w:r>
+          </w:p>
+        </w:tc>
+        <w:tc>
+          <w:tcPr>
+            <w:tcW w:w="0" w:type="auto"/>
+            <w:tcMar>
+              <w:top w:w="30" w:type="dxa"/>
+              <w:left w:w="45" w:type="dxa"/>
+              <w:bottom w:w="30" w:type="dxa"/>
+              <w:right w:w="45" w:type="dxa"/>
+            </w:tcMar>
+            <w:vAlign w:val="bottom"/>
+            <w:hideMark/>
+          </w:tcPr>
+          <w:p>
+            <w:pPr>
+              <w:rPr>
+                <w:rFonts w:ascii="Times New Roman" w:hAnsi="Times New Roman" w:cs="Times New Roman"/>
+              </w:rPr>
+            </w:pPr>
+            <w:r>
+              <w:rPr>
+                <w:rFonts w:ascii="Times New Roman" w:hAnsi="Times New Roman" w:cs="Times New Roman"/>
+              </w:rPr>
+              <w:t>Ок</w:t>
+            </w:r>
+          </w:p>
+        </w:tc>
+      </w:tr>
+      <w:tr>
+        <w:trPr>
+          <w:trHeight w:val="315"/>
+        </w:trPr>
+        <w:tc>
+          <w:tcPr>
+            <w:tcW w:w="0" w:type="auto"/>
+            <w:tcMar>
+              <w:top w:w="30" w:type="dxa"/>
+              <w:left w:w="45" w:type="dxa"/>
+              <w:bottom w:w="30" w:type="dxa"/>
+              <w:right w:w="45" w:type="dxa"/>
+            </w:tcMar>
+            <w:vAlign w:val="bottom"/>
+            <w:hideMark/>
+          </w:tcPr>
+          <w:p>
+            <w:pPr>
+              <w:rPr>
+                <w:rFonts w:ascii="Times New Roman" w:hAnsi="Times New Roman" w:cs="Times New Roman"/>
+              </w:rPr>
+            </w:pPr>
+            <w:r>
+              <w:rPr>
+                <w:rFonts w:ascii="Times New Roman" w:hAnsi="Times New Roman" w:cs="Times New Roman"/>
+              </w:rPr>
+              <w:t>6</w:t>
+            </w:r>
+          </w:p>
+        </w:tc>
+        <w:tc>
+          <w:tcPr>
+            <w:tcW w:w="0" w:type="auto"/>
+            <w:tcMar>
+              <w:top w:w="30" w:type="dxa"/>
+              <w:left w:w="45" w:type="dxa"/>
+              <w:bottom w:w="30" w:type="dxa"/>
+              <w:right w:w="45" w:type="dxa"/>
+            </w:tcMar>
+            <w:vAlign w:val="bottom"/>
+            <w:hideMark/>
+          </w:tcPr>
+          <w:p>
+            <w:pPr>
+              <w:rPr>
+                <w:rFonts w:ascii="Times New Roman" w:hAnsi="Times New Roman" w:cs="Times New Roman"/>
+              </w:rPr>
+            </w:pPr>
+            <w:r>
+              <w:rPr>
+                <w:rFonts w:ascii="Times New Roman" w:hAnsi="Times New Roman" w:cs="Times New Roman"/>
+              </w:rPr>
+              <w:t>Перемещение файла (</w:t>
+            </w:r>
+            <w:proofErr w:type="spellStart"/>
+            <w:proofErr w:type="gramStart"/>
+            <w:r>
+              <w:rPr>
+                <w:rFonts w:ascii="Times New Roman" w:hAnsi="Times New Roman" w:cs="Times New Roman"/>
+              </w:rPr>
+              <w:t>std</w:t>
+            </w:r>
+            <w:proofErr w:type="spellEnd"/>
+            <w:r>
+              <w:rPr>
+                <w:rFonts w:ascii="Times New Roman" w:hAnsi="Times New Roman" w:cs="Times New Roman"/>
+              </w:rPr>
+              <w:t>::</w:t>
+            </w:r>
+            <w:proofErr w:type="spellStart"/>
+            <w:proofErr w:type="gramEnd"/>
+            <w:r>
+              <w:rPr>
+                <w:rFonts w:ascii="Times New Roman" w:hAnsi="Times New Roman" w:cs="Times New Roman"/>
+              </w:rPr>
+              <w:t>move</w:t>
+            </w:r>
+            <w:proofErr w:type="spellEnd"/>
+            <w:r>
+              <w:rPr>
+                <w:rFonts w:ascii="Times New Roman" w:hAnsi="Times New Roman" w:cs="Times New Roman"/>
+              </w:rPr>
+              <w:t>) в несуществующую директорию</w:t>
+            </w:r>
+          </w:p>
+        </w:tc>
+        <w:tc>
+          <w:tcPr>
+            <w:tcW w:w="0" w:type="auto"/>
+            <w:tcMar>
+              <w:top w:w="30" w:type="dxa"/>
+              <w:left w:w="45" w:type="dxa"/>
+              <w:bottom w:w="30" w:type="dxa"/>
+              <w:right w:w="45" w:type="dxa"/>
+            </w:tcMar>
+            <w:vAlign w:val="bottom"/>
+            <w:hideMark/>
+          </w:tcPr>
+          <w:p>
+            <w:pPr>
+              <w:rPr>
+                <w:rFonts w:ascii="Times New Roman" w:hAnsi="Times New Roman" w:cs="Times New Roman"/>
+              </w:rPr>
+            </w:pPr>
+            <w:r>
+              <w:rPr>
+                <w:rFonts w:ascii="Times New Roman" w:hAnsi="Times New Roman" w:cs="Times New Roman"/>
+              </w:rPr>
+              <w:t>Перехват ошибки поиска узла, вывод [ОШИБКА ФС]: Папка назначения не найдена.</w:t>
+            </w:r>
+          </w:p>
+        </w:tc>
+        <w:tc>
+          <w:tcPr>
+            <w:tcW w:w="0" w:type="auto"/>
+            <w:tcMar>
+              <w:top w:w="30" w:type="dxa"/>
+              <w:left w:w="45" w:type="dxa"/>
+              <w:bottom w:w="30" w:type="dxa"/>
+              <w:right w:w="45" w:type="dxa"/>
+            </w:tcMar>
+            <w:vAlign w:val="bottom"/>
+            <w:hideMark/>
+          </w:tcPr>
+          <w:p>
+            <w:pPr>
+              <w:rPr>
+                <w:rFonts w:ascii="Times New Roman" w:hAnsi="Times New Roman" w:cs="Times New Roman"/>
+              </w:rPr>
+            </w:pPr>
+            <w:r>
+              <w:rPr>
+                <w:rFonts w:ascii="Times New Roman" w:hAnsi="Times New Roman" w:cs="Times New Roman"/>
+              </w:rPr>
+              <w:t>Соответствует ожидаемому</w:t>
+            </w:r>
+          </w:p>
+        </w:tc>
+        <w:tc>
+          <w:tcPr>
+            <w:tcW w:w="0" w:type="auto"/>
+            <w:tcMar>
+              <w:top w:w="30" w:type="dxa"/>
+              <w:left w:w="45" w:type="dxa"/>
+              <w:bottom w:w="30" w:type="dxa"/>
+              <w:right w:w="45" w:type="dxa"/>
+            </w:tcMar>
+            <w:vAlign w:val="bottom"/>
+            <w:hideMark/>
+          </w:tcPr>
+          <w:p>
+            <w:pPr>
+              <w:rPr>
+                <w:rFonts w:ascii="Times New Roman" w:hAnsi="Times New Roman" w:cs="Times New Roman"/>
+              </w:rPr>
+            </w:pPr>
+            <w:r>
+              <w:rPr>
+                <w:rFonts w:ascii="Times New Roman" w:hAnsi="Times New Roman" w:cs="Times New Roman"/>
+              </w:rPr>
+              <w:t>Ок</w:t>
+            </w:r>
+          </w:p>
+        </w:tc>
+      </w:tr>
+      <w:tr>
+        <w:trPr>
+          <w:trHeight w:val="315"/>
+        </w:trPr>
+        <w:tc>
+          <w:tcPr>
+            <w:tcW w:w="0" w:type="auto"/>
+            <w:tcMar>
+              <w:top w:w="30" w:type="dxa"/>
+              <w:left w:w="45" w:type="dxa"/>
+              <w:bottom w:w="30" w:type="dxa"/>
+              <w:right w:w="45" w:type="dxa"/>
+            </w:tcMar>
+            <w:vAlign w:val="bottom"/>
+            <w:hideMark/>
+          </w:tcPr>
+          <w:p>
+            <w:pPr>
+              <w:rPr>
+                <w:rFonts w:ascii="Times New Roman" w:hAnsi="Times New Roman" w:cs="Times New Roman"/>
+              </w:rPr>
+            </w:pPr>
+            <w:r>
+              <w:rPr>
+                <w:rFonts w:ascii="Times New Roman" w:hAnsi="Times New Roman" w:cs="Times New Roman"/>
+              </w:rPr>
+              <w:t>7</w:t>
+            </w:r>
+          </w:p>
+        </w:tc>
+        <w:tc>
+          <w:tcPr>
+            <w:tcW w:w="0" w:type="auto"/>
+            <w:tcMar>
+              <w:top w:w="30" w:type="dxa"/>
+              <w:left w:w="45" w:type="dxa"/>
+              <w:bottom w:w="30" w:type="dxa"/>
+              <w:right w:w="45" w:type="dxa"/>
+            </w:tcMar>
+            <w:vAlign w:val="bottom"/>
+            <w:hideMark/>
+          </w:tcPr>
+          <w:p>
+            <w:pPr>
+              <w:rPr>
+                <w:rFonts w:ascii="Times New Roman" w:hAnsi="Times New Roman" w:cs="Times New Roman"/>
+              </w:rPr>
+            </w:pPr>
+            <w:r>
+              <w:rPr>
+                <w:rFonts w:ascii="Times New Roman" w:hAnsi="Times New Roman" w:cs="Times New Roman"/>
+              </w:rPr>
+              <w:t xml:space="preserve">Поиск по маске с вводом синтаксически некорректного </w:t>
+            </w:r>
+            <w:proofErr w:type="spellStart"/>
+            <w:r>
+              <w:rPr>
+                <w:rFonts w:ascii="Times New Roman" w:hAnsi="Times New Roman" w:cs="Times New Roman"/>
+              </w:rPr>
+              <w:t>Regex</w:t>
+            </w:r>
+            <w:proofErr w:type="spellEnd"/>
+            <w:r>
+              <w:rPr>
+                <w:rFonts w:ascii="Times New Roman" w:hAnsi="Times New Roman" w:cs="Times New Roman"/>
+              </w:rPr>
+              <w:t xml:space="preserve"> выражения (например, незакрытая скобка [a-z)</w:t>
+            </w:r>
+          </w:p>
+        </w:tc>
+        <w:tc>
+          <w:tcPr>
+            <w:tcW w:w="0" w:type="auto"/>
+            <w:tcMar>
+              <w:top w:w="30" w:type="dxa"/>
+              <w:left w:w="45" w:type="dxa"/>
+              <w:bottom w:w="30" w:type="dxa"/>
+              <w:right w:w="45" w:type="dxa"/>
+            </w:tcMar>
+            <w:vAlign w:val="bottom"/>
+            <w:hideMark/>
+          </w:tcPr>
+          <w:p>
+            <w:pPr>
+              <w:rPr>
+                <w:rFonts w:ascii="Times New Roman" w:hAnsi="Times New Roman" w:cs="Times New Roman"/>
+              </w:rPr>
+            </w:pPr>
+            <w:r>
+              <w:rPr>
+                <w:rFonts w:ascii="Times New Roman" w:hAnsi="Times New Roman" w:cs="Times New Roman"/>
+              </w:rPr>
+              <w:t xml:space="preserve">Перехват </w:t>
+            </w:r>
+            <w:proofErr w:type="spellStart"/>
+            <w:proofErr w:type="gramStart"/>
+            <w:r>
+              <w:rPr>
+                <w:rFonts w:ascii="Times New Roman" w:hAnsi="Times New Roman" w:cs="Times New Roman"/>
+              </w:rPr>
+              <w:t>std</w:t>
+            </w:r>
+            <w:proofErr w:type="spellEnd"/>
+            <w:r>
+              <w:rPr>
+                <w:rFonts w:ascii="Times New Roman" w:hAnsi="Times New Roman" w:cs="Times New Roman"/>
+              </w:rPr>
+              <w:t>::</w:t>
+            </w:r>
+            <w:proofErr w:type="spellStart"/>
+            <w:proofErr w:type="gramEnd"/>
+            <w:r>
+              <w:rPr>
+                <w:rFonts w:ascii="Times New Roman" w:hAnsi="Times New Roman" w:cs="Times New Roman"/>
+              </w:rPr>
+              <w:t>regex_error</w:t>
+            </w:r>
+            <w:proofErr w:type="spellEnd"/>
+            <w:r>
+              <w:rPr>
+                <w:rFonts w:ascii="Times New Roman" w:hAnsi="Times New Roman" w:cs="Times New Roman"/>
+              </w:rPr>
+              <w:t>, вывод сообщения [ОШИБКА ФС]: Некорректное регулярное выражение.</w:t>
+            </w:r>
+          </w:p>
+        </w:tc>
+        <w:tc>
+          <w:tcPr>
+            <w:tcW w:w="0" w:type="auto"/>
+            <w:tcMar>
+              <w:top w:w="30" w:type="dxa"/>
+              <w:left w:w="45" w:type="dxa"/>
+              <w:bottom w:w="30" w:type="dxa"/>
+              <w:right w:w="45" w:type="dxa"/>
+            </w:tcMar>
+            <w:vAlign w:val="bottom"/>
+            <w:hideMark/>
+          </w:tcPr>
+          <w:p>
+            <w:pPr>
+              <w:rPr>
+                <w:rFonts w:ascii="Times New Roman" w:hAnsi="Times New Roman" w:cs="Times New Roman"/>
+              </w:rPr>
+            </w:pPr>
+            <w:r>
+              <w:rPr>
+                <w:rFonts w:ascii="Times New Roman" w:hAnsi="Times New Roman" w:cs="Times New Roman"/>
+              </w:rPr>
+              <w:t>Соответствует ожидаемому</w:t>
+            </w:r>
+          </w:p>
+        </w:tc>
+        <w:tc>
+          <w:tcPr>
+            <w:tcW w:w="0" w:type="auto"/>
+            <w:tcMar>
+              <w:top w:w="30" w:type="dxa"/>
+              <w:left w:w="45" w:type="dxa"/>
+              <w:bottom w:w="30" w:type="dxa"/>
+              <w:right w:w="45" w:type="dxa"/>
+            </w:tcMar>
+            <w:vAlign w:val="bottom"/>
+            <w:hideMark/>
+          </w:tcPr>
+          <w:p>
+            <w:pPr>
+              <w:rPr>
+                <w:rFonts w:ascii="Times New Roman" w:hAnsi="Times New Roman" w:cs="Times New Roman"/>
+              </w:rPr>
+            </w:pPr>
+            <w:r>
+              <w:rPr>
+                <w:rFonts w:ascii="Times New Roman" w:hAnsi="Times New Roman" w:cs="Times New Roman"/>
+              </w:rPr>
+              <w:t>Ок</w:t>
+            </w:r>
+          </w:p>
+        </w:tc>
+      </w:tr>
+      <w:tr>
+        <w:trPr>
+          <w:trHeight w:val="315"/>
+        </w:trPr>
+        <w:tc>
+          <w:tcPr>
+            <w:tcW w:w="0" w:type="auto"/>
+            <w:tcMar>
+              <w:top w:w="30" w:type="dxa"/>
+              <w:left w:w="45" w:type="dxa"/>
+              <w:bottom w:w="30" w:type="dxa"/>
+              <w:right w:w="45" w:type="dxa"/>
+            </w:tcMar>
+            <w:vAlign w:val="bottom"/>
+            <w:hideMark/>
+          </w:tcPr>
+          <w:p>
+            <w:pPr>
+              <w:rPr>
+                <w:rFonts w:ascii="Times New Roman" w:hAnsi="Times New Roman" w:cs="Times New Roman"/>
+              </w:rPr>
+            </w:pPr>
+            <w:r>
+              <w:rPr>
+                <w:rFonts w:ascii="Times New Roman" w:hAnsi="Times New Roman" w:cs="Times New Roman"/>
+              </w:rPr>
+              <w:t>8</w:t>
+            </w:r>
+          </w:p>
+        </w:tc>
+        <w:tc>
+          <w:tcPr>
+            <w:tcW w:w="0" w:type="auto"/>
+            <w:tcMar>
+              <w:top w:w="30" w:type="dxa"/>
+              <w:left w:w="45" w:type="dxa"/>
+              <w:bottom w:w="30" w:type="dxa"/>
+              <w:right w:w="45" w:type="dxa"/>
+            </w:tcMar>
+            <w:vAlign w:val="bottom"/>
+            <w:hideMark/>
+          </w:tcPr>
+          <w:p>
+            <w:pPr>
+              <w:rPr>
+                <w:rFonts w:ascii="Times New Roman" w:hAnsi="Times New Roman" w:cs="Times New Roman"/>
+              </w:rPr>
+            </w:pPr>
+            <w:r>
+              <w:rPr>
+                <w:rFonts w:ascii="Times New Roman" w:hAnsi="Times New Roman" w:cs="Times New Roman"/>
+              </w:rPr>
+              <w:t>Использование фильтрации по дате с неверным форматом ввода (например, 24.03.2026 вместо YYYY-MM-DD)</w:t>
+            </w:r>
+          </w:p>
+        </w:tc>
+        <w:tc>
+          <w:tcPr>
+            <w:tcW w:w="0" w:type="auto"/>
+            <w:tcMar>
+              <w:top w:w="30" w:type="dxa"/>
+              <w:left w:w="45" w:type="dxa"/>
+              <w:bottom w:w="30" w:type="dxa"/>
+              <w:right w:w="45" w:type="dxa"/>
+            </w:tcMar>
+            <w:vAlign w:val="bottom"/>
+            <w:hideMark/>
+          </w:tcPr>
+          <w:p>
+            <w:pPr>
+              <w:rPr>
+                <w:rFonts w:ascii="Times New Roman" w:hAnsi="Times New Roman" w:cs="Times New Roman"/>
+              </w:rPr>
+            </w:pPr>
+            <w:r>
+              <w:rPr>
+                <w:rFonts w:ascii="Times New Roman" w:hAnsi="Times New Roman" w:cs="Times New Roman"/>
+              </w:rPr>
+              <w:t>Ошибка парсинга потока, вывод сообщения [ОШИБКА ФС]: Некорректный формат даты (используйте YYYY-MM-DD).</w:t>
+            </w:r>
+          </w:p>
+        </w:tc>
+        <w:tc>
+          <w:tcPr>
+            <w:tcW w:w="0" w:type="auto"/>
+            <w:tcMar>
+              <w:top w:w="30" w:type="dxa"/>
+              <w:left w:w="45" w:type="dxa"/>
+              <w:bottom w:w="30" w:type="dxa"/>
+              <w:right w:w="45" w:type="dxa"/>
+            </w:tcMar>
+            <w:vAlign w:val="bottom"/>
+            <w:hideMark/>
+          </w:tcPr>
+          <w:p>
+            <w:pPr>
+              <w:rPr>
+                <w:rFonts w:ascii="Times New Roman" w:hAnsi="Times New Roman" w:cs="Times New Roman"/>
+              </w:rPr>
+            </w:pPr>
+            <w:r>
+              <w:rPr>
+                <w:rFonts w:ascii="Times New Roman" w:hAnsi="Times New Roman" w:cs="Times New Roman"/>
+              </w:rPr>
+              <w:t>Соответствует ожидаемому</w:t>
+            </w:r>
+          </w:p>
+        </w:tc>
+        <w:tc>
+          <w:tcPr>
+            <w:tcW w:w="0" w:type="auto"/>
+            <w:tcMar>
+              <w:top w:w="30" w:type="dxa"/>
+              <w:left w:w="45" w:type="dxa"/>
+              <w:bottom w:w="30" w:type="dxa"/>
+              <w:right w:w="45" w:type="dxa"/>
+            </w:tcMar>
+            <w:vAlign w:val="bottom"/>
+            <w:hideMark/>
+          </w:tcPr>
+          <w:p>
+            <w:pPr>
+              <w:rPr>
+                <w:rFonts w:ascii="Times New Roman" w:hAnsi="Times New Roman" w:cs="Times New Roman"/>
+              </w:rPr>
+            </w:pPr>
+            <w:r>
+              <w:rPr>
+                <w:rFonts w:ascii="Times New Roman" w:hAnsi="Times New Roman" w:cs="Times New Roman"/>
+              </w:rPr>
+              <w:t>Ок</w:t>
+            </w:r>
+          </w:p>
+        </w:tc>
+      </w:tr>
+      <w:tr>
+        <w:trPr>
+          <w:trHeight w:val="315"/>
+        </w:trPr>
+        <w:tc>
+          <w:tcPr>
+            <w:tcW w:w="0" w:type="auto"/>
+            <w:tcMar>
+              <w:top w:w="30" w:type="dxa"/>
+              <w:left w:w="45" w:type="dxa"/>
+              <w:bottom w:w="30" w:type="dxa"/>
+              <w:right w:w="45" w:type="dxa"/>
+            </w:tcMar>
+            <w:vAlign w:val="bottom"/>
+            <w:hideMark/>
+          </w:tcPr>
+          <w:p>
+            <w:pPr>
+              <w:rPr>
+                <w:rFonts w:ascii="Times New Roman" w:hAnsi="Times New Roman" w:cs="Times New Roman"/>
+              </w:rPr>
+            </w:pPr>
+            <w:r>
+              <w:rPr>
+                <w:rFonts w:ascii="Times New Roman" w:hAnsi="Times New Roman" w:cs="Times New Roman"/>
+              </w:rPr>
+              <w:t>9</w:t>
+            </w:r>
+          </w:p>
+        </w:tc>
+        <w:tc>
+          <w:tcPr>
+            <w:tcW w:w="0" w:type="auto"/>
+            <w:tcMar>
+              <w:top w:w="30" w:type="dxa"/>
+              <w:left w:w="45" w:type="dxa"/>
+              <w:bottom w:w="30" w:type="dxa"/>
+              <w:right w:w="45" w:type="dxa"/>
+            </w:tcMar>
+            <w:vAlign w:val="bottom"/>
+            <w:hideMark/>
+          </w:tcPr>
+          <w:p>
+            <w:pPr>
+              <w:rPr>
+                <w:rFonts w:ascii="Times New Roman" w:hAnsi="Times New Roman" w:cs="Times New Roman"/>
+              </w:rPr>
+            </w:pPr>
+            <w:r>
+              <w:rPr>
+                <w:rFonts w:ascii="Times New Roman" w:hAnsi="Times New Roman" w:cs="Times New Roman"/>
+              </w:rPr>
+              <w:t>Глобальный аудит пустой системы (сразу после запуска)</w:t>
+            </w:r>
+          </w:p>
+        </w:tc>
+        <w:tc>
+          <w:tcPr>
+            <w:tcW w:w="0" w:type="auto"/>
+            <w:tcMar>
+              <w:top w:w="30" w:type="dxa"/>
+              <w:left w:w="45" w:type="dxa"/>
+              <w:bottom w:w="30" w:type="dxa"/>
+              <w:right w:w="45" w:type="dxa"/>
+            </w:tcMar>
+            <w:vAlign w:val="bottom"/>
+            <w:hideMark/>
+          </w:tcPr>
+          <w:p>
+            <w:pPr>
+              <w:rPr>
+                <w:rFonts w:ascii="Times New Roman" w:hAnsi="Times New Roman" w:cs="Times New Roman"/>
+              </w:rPr>
+            </w:pPr>
+            <w:r>
+              <w:rPr>
+                <w:rFonts w:ascii="Times New Roman" w:hAnsi="Times New Roman" w:cs="Times New Roman"/>
+              </w:rPr>
+              <w:t>Программа корректно обрабатывает деление на ноль при расчете среднего размера, выдает нули без падения</w:t>
+            </w:r>
+          </w:p>
+        </w:tc>
+        <w:tc>
+          <w:tcPr>
+            <w:tcW w:w="0" w:type="auto"/>
+            <w:tcMar>
+              <w:top w:w="30" w:type="dxa"/>
+              <w:left w:w="45" w:type="dxa"/>
+              <w:bottom w:w="30" w:type="dxa"/>
+              <w:right w:w="45" w:type="dxa"/>
+            </w:tcMar>
+            <w:vAlign w:val="bottom"/>
+            <w:hideMark/>
+          </w:tcPr>
+          <w:p>
+            <w:pPr>
+              <w:rPr>
+                <w:rFonts w:ascii="Times New Roman" w:hAnsi="Times New Roman" w:cs="Times New Roman"/>
+              </w:rPr>
+            </w:pPr>
+            <w:r>
+              <w:rPr>
+                <w:rFonts w:ascii="Times New Roman" w:hAnsi="Times New Roman" w:cs="Times New Roman"/>
+              </w:rPr>
+              <w:t>Соответствует ожидаемому</w:t>
+            </w:r>
+          </w:p>
+        </w:tc>
+        <w:tc>
+          <w:tcPr>
+            <w:tcW w:w="0" w:type="auto"/>
+            <w:tcMar>
+              <w:top w:w="30" w:type="dxa"/>
+              <w:left w:w="45" w:type="dxa"/>
+              <w:bottom w:w="30" w:type="dxa"/>
+              <w:right w:w="45" w:type="dxa"/>
+            </w:tcMar>
+            <w:vAlign w:val="bottom"/>
+            <w:hideMark/>
+          </w:tcPr>
+          <w:p>
+            <w:pPr>
+              <w:rPr>
+                <w:rFonts w:ascii="Times New Roman" w:hAnsi="Times New Roman" w:cs="Times New Roman"/>
+              </w:rPr>
+            </w:pPr>
+            <w:r>
+              <w:rPr>
+                <w:rFonts w:ascii="Times New Roman" w:hAnsi="Times New Roman" w:cs="Times New Roman"/>
+              </w:rPr>
+              <w:t>Ок</w:t>
+            </w:r>
+          </w:p>
+        </w:tc>
+      </w:tr>
+      <w:tr>
+        <w:trPr>
+          <w:trHeight w:val="315"/>
+        </w:trPr>
+        <w:tc>
+          <w:tcPr>
+            <w:tcW w:w="0" w:type="auto"/>
+            <w:tcMar>
+              <w:top w:w="30" w:type="dxa"/>
+              <w:left w:w="45" w:type="dxa"/>
+              <w:bottom w:w="30" w:type="dxa"/>
+              <w:right w:w="45" w:type="dxa"/>
+            </w:tcMar>
+            <w:vAlign w:val="bottom"/>
+            <w:hideMark/>
+          </w:tcPr>
+          <w:p>
+            <w:pPr>
+              <w:rPr>
+                <w:rFonts w:ascii="Times New Roman" w:hAnsi="Times New Roman" w:cs="Times New Roman"/>
+              </w:rPr>
+            </w:pPr>
+            <w:r>
+              <w:rPr>
+                <w:rFonts w:ascii="Times New Roman" w:hAnsi="Times New Roman" w:cs="Times New Roman"/>
+              </w:rPr>
+              <w:t>10</w:t>
+            </w:r>
+          </w:p>
+        </w:tc>
+        <w:tc>
+          <w:tcPr>
+            <w:tcW w:w="0" w:type="auto"/>
+            <w:tcMar>
+              <w:top w:w="30" w:type="dxa"/>
+              <w:left w:w="45" w:type="dxa"/>
+              <w:bottom w:w="30" w:type="dxa"/>
+              <w:right w:w="45" w:type="dxa"/>
+            </w:tcMar>
+            <w:vAlign w:val="bottom"/>
+            <w:hideMark/>
+          </w:tcPr>
+          <w:p>
+            <w:pPr>
+              <w:rPr>
+                <w:rFonts w:ascii="Times New Roman" w:hAnsi="Times New Roman" w:cs="Times New Roman"/>
+              </w:rPr>
+            </w:pPr>
+            <w:r>
+              <w:rPr>
+                <w:rFonts w:ascii="Times New Roman" w:hAnsi="Times New Roman" w:cs="Times New Roman"/>
+              </w:rPr>
+              <w:t>Сохранение пустого дерева (только корень) в archive.dat</w:t>
+            </w:r>
+          </w:p>
+        </w:tc>
+        <w:tc>
+          <w:tcPr>
+            <w:tcW w:w="0" w:type="auto"/>
+            <w:tcMar>
+              <w:top w:w="30" w:type="dxa"/>
+              <w:left w:w="45" w:type="dxa"/>
+              <w:bottom w:w="30" w:type="dxa"/>
+              <w:right w:w="45" w:type="dxa"/>
+            </w:tcMar>
+            <w:vAlign w:val="bottom"/>
+            <w:hideMark/>
+          </w:tcPr>
+          <w:p>
+            <w:pPr>
+              <w:rPr>
+                <w:rFonts w:ascii="Times New Roman" w:hAnsi="Times New Roman" w:cs="Times New Roman"/>
+              </w:rPr>
+            </w:pPr>
+            <w:r>
+              <w:rPr>
+                <w:rFonts w:ascii="Times New Roman" w:hAnsi="Times New Roman" w:cs="Times New Roman"/>
+              </w:rPr>
+              <w:t>Бинарный файл успешно создается, записывается магическое число и корень, программа не падает</w:t>
+            </w:r>
+          </w:p>
+        </w:tc>
+        <w:tc>
+          <w:tcPr>
+            <w:tcW w:w="0" w:type="auto"/>
+            <w:tcMar>
+              <w:top w:w="30" w:type="dxa"/>
+              <w:left w:w="45" w:type="dxa"/>
+              <w:bottom w:w="30" w:type="dxa"/>
+              <w:right w:w="45" w:type="dxa"/>
+            </w:tcMar>
+            <w:vAlign w:val="bottom"/>
+            <w:hideMark/>
+          </w:tcPr>
+          <w:p>
+            <w:pPr>
+              <w:rPr>
+                <w:rFonts w:ascii="Times New Roman" w:hAnsi="Times New Roman" w:cs="Times New Roman"/>
+              </w:rPr>
+            </w:pPr>
+            <w:r>
+              <w:rPr>
+                <w:rFonts w:ascii="Times New Roman" w:hAnsi="Times New Roman" w:cs="Times New Roman"/>
+              </w:rPr>
+              <w:t>Соответствует ожидаемому</w:t>
+            </w:r>
+          </w:p>
+        </w:tc>
+        <w:tc>
+          <w:tcPr>
+            <w:tcW w:w="0" w:type="auto"/>
+            <w:tcMar>
+              <w:top w:w="30" w:type="dxa"/>
+              <w:left w:w="45" w:type="dxa"/>
+              <w:bottom w:w="30" w:type="dxa"/>
+              <w:right w:w="45" w:type="dxa"/>
+            </w:tcMar>
+            <w:vAlign w:val="bottom"/>
+            <w:hideMark/>
+          </w:tcPr>
+          <w:p>
+            <w:pPr>
+              <w:rPr>
+                <w:rFonts w:ascii="Times New Roman" w:hAnsi="Times New Roman" w:cs="Times New Roman"/>
+              </w:rPr>
+            </w:pPr>
+            <w:r>
+              <w:rPr>
+                <w:rFonts w:ascii="Times New Roman" w:hAnsi="Times New Roman" w:cs="Times New Roman"/>
+              </w:rPr>
+              <w:t>Ок</w:t>
+            </w:r>
+          </w:p>
+        </w:tc>
+      </w:tr>
+      <w:tr>
+        <w:trPr>
+          <w:trHeight w:val="315"/>
+        </w:trPr>
+        <w:tc>
+          <w:tcPr>
+            <w:tcW w:w="0" w:type="auto"/>
+            <w:tcMar>
+              <w:top w:w="30" w:type="dxa"/>
+              <w:left w:w="45" w:type="dxa"/>
+              <w:bottom w:w="30" w:type="dxa"/>
+              <w:right w:w="45" w:type="dxa"/>
+            </w:tcMar>
+            <w:vAlign w:val="bottom"/>
+            <w:hideMark/>
+          </w:tcPr>
+          <w:p>
+            <w:pPr>
+              <w:rPr>
+                <w:rFonts w:ascii="Times New Roman" w:hAnsi="Times New Roman" w:cs="Times New Roman"/>
+              </w:rPr>
+            </w:pPr>
+            <w:r>
+              <w:rPr>
+                <w:rFonts w:ascii="Times New Roman" w:hAnsi="Times New Roman" w:cs="Times New Roman"/>
+              </w:rPr>
+              <w:lastRenderedPageBreak/>
+              <w:t>11</w:t>
+            </w:r>
+          </w:p>
+        </w:tc>
+        <w:tc>
+          <w:tcPr>
+            <w:tcW w:w="0" w:type="auto"/>
+            <w:tcMar>
+              <w:top w:w="30" w:type="dxa"/>
+              <w:left w:w="45" w:type="dxa"/>
+              <w:bottom w:w="30" w:type="dxa"/>
+              <w:right w:w="45" w:type="dxa"/>
+            </w:tcMar>
+            <w:vAlign w:val="bottom"/>
+            <w:hideMark/>
+          </w:tcPr>
+          <w:p>
+            <w:pPr>
+              <w:rPr>
+                <w:rFonts w:ascii="Times New Roman" w:hAnsi="Times New Roman" w:cs="Times New Roman"/>
+              </w:rPr>
+            </w:pPr>
+            <w:r>
+              <w:rPr>
+                <w:rFonts w:ascii="Times New Roman" w:hAnsi="Times New Roman" w:cs="Times New Roman"/>
+              </w:rPr>
+              <w:t>Выполнение глубокого копирования ветки (содержащей папку и 2 файла) в другой каталог</w:t>
+            </w:r>
+          </w:p>
+        </w:tc>
+        <w:tc>
+          <w:tcPr>
+            <w:tcW w:w="0" w:type="auto"/>
+            <w:tcMar>
+              <w:top w:w="30" w:type="dxa"/>
+              <w:left w:w="45" w:type="dxa"/>
+              <w:bottom w:w="30" w:type="dxa"/>
+              <w:right w:w="45" w:type="dxa"/>
+            </w:tcMar>
+            <w:vAlign w:val="bottom"/>
+            <w:hideMark/>
+          </w:tcPr>
+          <w:p>
+            <w:pPr>
+              <w:rPr>
+                <w:rFonts w:ascii="Times New Roman" w:hAnsi="Times New Roman" w:cs="Times New Roman"/>
+              </w:rPr>
+            </w:pPr>
+            <w:r>
+              <w:rPr>
+                <w:rFonts w:ascii="Times New Roman" w:hAnsi="Times New Roman" w:cs="Times New Roman"/>
+              </w:rPr>
+              <w:t>В целевой папке появляется физическая копия ветки, глобальный аудит показывает удвоенное количество объектов</w:t>
+            </w:r>
+          </w:p>
+        </w:tc>
+        <w:tc>
+          <w:tcPr>
+            <w:tcW w:w="0" w:type="auto"/>
+            <w:tcMar>
+              <w:top w:w="30" w:type="dxa"/>
+              <w:left w:w="45" w:type="dxa"/>
+              <w:bottom w:w="30" w:type="dxa"/>
+              <w:right w:w="45" w:type="dxa"/>
+            </w:tcMar>
+            <w:vAlign w:val="bottom"/>
+            <w:hideMark/>
+          </w:tcPr>
+          <w:p>
+            <w:pPr>
+              <w:rPr>
+                <w:rFonts w:ascii="Times New Roman" w:hAnsi="Times New Roman" w:cs="Times New Roman"/>
+              </w:rPr>
+            </w:pPr>
+            <w:r>
+              <w:rPr>
+                <w:rFonts w:ascii="Times New Roman" w:hAnsi="Times New Roman" w:cs="Times New Roman"/>
+              </w:rPr>
+              <w:t>Соответствует ожидаемому</w:t>
+            </w:r>
+          </w:p>
+        </w:tc>
+        <w:tc>
+          <w:tcPr>
+            <w:tcW w:w="0" w:type="auto"/>
+            <w:tcMar>
+              <w:top w:w="30" w:type="dxa"/>
+              <w:left w:w="45" w:type="dxa"/>
+              <w:bottom w:w="30" w:type="dxa"/>
+              <w:right w:w="45" w:type="dxa"/>
+            </w:tcMar>
+            <w:vAlign w:val="bottom"/>
+            <w:hideMark/>
+          </w:tcPr>
+          <w:p>
+            <w:pPr>
+              <w:rPr>
+                <w:rFonts w:ascii="Times New Roman" w:hAnsi="Times New Roman" w:cs="Times New Roman"/>
+              </w:rPr>
+            </w:pPr>
+            <w:r>
+              <w:rPr>
+                <w:rFonts w:ascii="Times New Roman" w:hAnsi="Times New Roman" w:cs="Times New Roman"/>
+              </w:rPr>
+              <w:t>Ок</w:t>
+            </w:r>
+          </w:p>
+        </w:tc>
+      </w:tr>
+      <w:tr>
+        <w:trPr>
+          <w:trHeight w:val="315"/>
+        </w:trPr>
+        <w:tc>
+          <w:tcPr>
+            <w:tcW w:w="0" w:type="auto"/>
+            <w:tcMar>
+              <w:top w:w="30" w:type="dxa"/>
+              <w:left w:w="45" w:type="dxa"/>
+              <w:bottom w:w="30" w:type="dxa"/>
+              <w:right w:w="45" w:type="dxa"/>
+            </w:tcMar>
+            <w:vAlign w:val="bottom"/>
+            <w:hideMark/>
+          </w:tcPr>
+          <w:p>
+            <w:pPr>
+              <w:rPr>
+                <w:rFonts w:ascii="Times New Roman" w:hAnsi="Times New Roman" w:cs="Times New Roman"/>
+              </w:rPr>
+            </w:pPr>
+            <w:r>
+              <w:rPr>
+                <w:rFonts w:ascii="Times New Roman" w:hAnsi="Times New Roman" w:cs="Times New Roman"/>
+              </w:rPr>
+              <w:t>12</w:t>
+            </w:r>
+          </w:p>
+        </w:tc>
+        <w:tc>
+          <w:tcPr>
+            <w:tcW w:w="0" w:type="auto"/>
+            <w:tcMar>
+              <w:top w:w="30" w:type="dxa"/>
+              <w:left w:w="45" w:type="dxa"/>
+              <w:bottom w:w="30" w:type="dxa"/>
+              <w:right w:w="45" w:type="dxa"/>
+            </w:tcMar>
+            <w:vAlign w:val="bottom"/>
+            <w:hideMark/>
+          </w:tcPr>
+          <w:p>
+            <w:pPr>
+              <w:rPr>
+                <w:rFonts w:ascii="Times New Roman" w:hAnsi="Times New Roman" w:cs="Times New Roman"/>
+              </w:rPr>
+            </w:pPr>
+            <w:r>
+              <w:rPr>
+                <w:rFonts w:ascii="Times New Roman" w:hAnsi="Times New Roman" w:cs="Times New Roman"/>
+              </w:rPr>
+              <w:t xml:space="preserve">Критический тест: Открытие archive.dat в </w:t>
+            </w:r>
+            <w:proofErr w:type="spellStart"/>
+            <w:r>
+              <w:rPr>
+                <w:rFonts w:ascii="Times New Roman" w:hAnsi="Times New Roman" w:cs="Times New Roman"/>
+              </w:rPr>
+              <w:t>Hex</w:t>
+            </w:r>
+            <w:proofErr w:type="spellEnd"/>
+            <w:r>
+              <w:rPr>
+                <w:rFonts w:ascii="Times New Roman" w:hAnsi="Times New Roman" w:cs="Times New Roman"/>
+              </w:rPr>
+              <w:t xml:space="preserve">-редакторе, изменение первых 4 байт («магического числа») и попытка загрузки в программу </w:t>
+            </w:r>
+          </w:p>
+        </w:tc>
+        <w:tc>
+          <w:tcPr>
+            <w:tcW w:w="0" w:type="auto"/>
+            <w:tcMar>
+              <w:top w:w="30" w:type="dxa"/>
+              <w:left w:w="45" w:type="dxa"/>
+              <w:bottom w:w="30" w:type="dxa"/>
+              <w:right w:w="45" w:type="dxa"/>
+            </w:tcMar>
+            <w:vAlign w:val="bottom"/>
+            <w:hideMark/>
+          </w:tcPr>
+          <w:p>
+            <w:pPr>
+              <w:rPr>
+                <w:rFonts w:ascii="Times New Roman" w:hAnsi="Times New Roman" w:cs="Times New Roman"/>
+              </w:rPr>
+            </w:pPr>
+            <w:r>
+              <w:rPr>
+                <w:rFonts w:ascii="Times New Roman" w:hAnsi="Times New Roman" w:cs="Times New Roman"/>
+              </w:rPr>
+              <w:t xml:space="preserve">Программа обнаруживает подмену, перехватывает исключение и выдает [ОШИБКА ФС]: Нарушена целостность данных! Неверное магическое число. </w:t>
+            </w:r>
+          </w:p>
+        </w:tc>
+        <w:tc>
+          <w:tcPr>
+            <w:tcW w:w="0" w:type="auto"/>
+            <w:tcMar>
+              <w:top w:w="30" w:type="dxa"/>
+              <w:left w:w="45" w:type="dxa"/>
+              <w:bottom w:w="30" w:type="dxa"/>
+              <w:right w:w="45" w:type="dxa"/>
+            </w:tcMar>
+            <w:vAlign w:val="bottom"/>
+            <w:hideMark/>
+          </w:tcPr>
+          <w:p>
+            <w:pPr>
+              <w:rPr>
+                <w:rFonts w:ascii="Times New Roman" w:hAnsi="Times New Roman" w:cs="Times New Roman"/>
+              </w:rPr>
+            </w:pPr>
+            <w:r>
+              <w:rPr>
+                <w:rFonts w:ascii="Times New Roman" w:hAnsi="Times New Roman" w:cs="Times New Roman"/>
+              </w:rPr>
+              <w:t>Соответствует ожидаемому</w:t>
+            </w:r>
+          </w:p>
+        </w:tc>
+        <w:tc>
+          <w:tcPr>
+            <w:tcW w:w="0" w:type="auto"/>
+            <w:tcMar>
+              <w:top w:w="30" w:type="dxa"/>
+              <w:left w:w="45" w:type="dxa"/>
+              <w:bottom w:w="30" w:type="dxa"/>
+              <w:right w:w="45" w:type="dxa"/>
+            </w:tcMar>
+            <w:vAlign w:val="bottom"/>
+            <w:hideMark/>
+          </w:tcPr>
+          <w:p>
+            <w:pPr>
+              <w:rPr>
+                <w:rFonts w:ascii="Times New Roman" w:hAnsi="Times New Roman" w:cs="Times New Roman"/>
+              </w:rPr>
+            </w:pPr>
+            <w:r>
+              <w:rPr>
+                <w:rFonts w:ascii="Times New Roman" w:hAnsi="Times New Roman" w:cs="Times New Roman"/>
+              </w:rPr>
+              <w:t>Ок</w:t>
+            </w:r>
+          </w:p>
+        </w:tc>
+      </w:tr>
+    </w:tbl>
+    <w:p>
+      <w:pPr>
+        <w:rPr>
+          <w:rFonts w:ascii="Times New Roman" w:hAnsi="Times New Roman" w:cs="Times New Roman"/>
+        </w:rPr>
+      </w:pPr>
     </w:p>
     <w:sectPr>
       <w:pgSz w:w="11906" w:h="16838"/>

--- a/газ.docx
+++ b/газ.docx
@@ -60,63 +60,7 @@
           <w:sz w:val="24"/>
           <w:szCs w:val="24"/>
         </w:rPr>
-        <w:t>Программа должна обеспечивать безопасное управление объектами в памяти (создание, удаление, перемещение, поиск) и поддерживать побайтовую бинарную сериализацию структуры в файл. Ключевым требованием является применение объектно-ориентированного подхода: разделение на заголовочные файлы и файлы реализации, строгая инкапсуляция полей и использование полиморфизма. Для управления ресурсами и предотвращения утечек памяти необходимо использовать умные указатели (</w:t>
-      </w:r>
-      <w:proofErr w:type="spellStart"/>
-      <w:proofErr w:type="gramStart"/>
-      <w:r>
-        <w:rPr>
-          <w:rFonts w:ascii="Times New Roman" w:hAnsi="Times New Roman" w:cs="Times New Roman"/>
-          <w:sz w:val="24"/>
-          <w:szCs w:val="24"/>
-        </w:rPr>
-        <w:t>std</w:t>
-      </w:r>
-      <w:proofErr w:type="spellEnd"/>
-      <w:r>
-        <w:rPr>
-          <w:rFonts w:ascii="Times New Roman" w:hAnsi="Times New Roman" w:cs="Times New Roman"/>
-          <w:sz w:val="24"/>
-          <w:szCs w:val="24"/>
-        </w:rPr>
-        <w:t>::</w:t>
-      </w:r>
-      <w:proofErr w:type="spellStart"/>
-      <w:proofErr w:type="gramEnd"/>
-      <w:r>
-        <w:rPr>
-          <w:rFonts w:ascii="Times New Roman" w:hAnsi="Times New Roman" w:cs="Times New Roman"/>
-          <w:sz w:val="24"/>
-          <w:szCs w:val="24"/>
-        </w:rPr>
-        <w:t>unique_ptr</w:t>
-      </w:r>
-      <w:proofErr w:type="spellEnd"/>
-      <w:r>
-        <w:rPr>
-          <w:rFonts w:ascii="Times New Roman" w:hAnsi="Times New Roman" w:cs="Times New Roman"/>
-          <w:sz w:val="24"/>
-          <w:szCs w:val="24"/>
-        </w:rPr>
-        <w:t>). Дополнительно требуется реализовать защиту от некорректного ввода (</w:t>
-      </w:r>
-      <w:proofErr w:type="spellStart"/>
-      <w:r>
-        <w:rPr>
-          <w:rFonts w:ascii="Times New Roman" w:hAnsi="Times New Roman" w:cs="Times New Roman"/>
-          <w:sz w:val="24"/>
-          <w:szCs w:val="24"/>
-        </w:rPr>
-        <w:t>Regex</w:t>
-      </w:r>
-      <w:proofErr w:type="spellEnd"/>
-      <w:r>
-        <w:rPr>
-          <w:rFonts w:ascii="Times New Roman" w:hAnsi="Times New Roman" w:cs="Times New Roman"/>
-          <w:sz w:val="24"/>
-          <w:szCs w:val="24"/>
-        </w:rPr>
-        <w:t>), систему прав доступа (ACL) и проверку целостности бинарных данных при загрузке.</w:t>
+        <w:t>Программа должна обеспечивать безопасное управление объектами в памяти (создание, удаление, перемещение, поиск) и поддерживать побайтовую бинарную сериализацию структуры в файл. Ключевым требованием является применение объектно-ориентированного подхода: разделение на заголовочные файлы и файлы реализации, строгая инкапсуляция полей и использование полиморфизма. Для управления ресурсами и предотвращения утечек памяти необходимо использовать умные указатели (std::unique_ptr). Дополнительно требуется реализовать защиту от некорректного ввода (Regex), систему прав доступа (ACL) и проверку целостности бинарных данных при загрузке.</w:t>
       </w:r>
     </w:p>
     <w:p>
@@ -302,25 +246,75 @@
                 <w:sz w:val="24"/>
                 <w:szCs w:val="24"/>
               </w:rPr>
-              <w:t>Задает общий интерфейс для всех элементов файловой системы. Хранит общие метаданные: имя объекта и дату его создания (</w:t>
-            </w:r>
-            <w:proofErr w:type="spellStart"/>
-            <w:r>
+              <w:t>Задает общий интерфейс для всех элементов файловой системы. Хранит общие метаданные: имя объекта и дату его создания (timestamp).</w:t>
+            </w:r>
+          </w:p>
+        </w:tc>
+      </w:tr>
+      <w:tr>
+        <w:tc>
+          <w:tcPr>
+            <w:tcW w:w="2496" w:type="dxa"/>
+          </w:tcPr>
+          <w:p>
+            <w:pPr>
               <w:rPr>
                 <w:rFonts w:ascii="Times New Roman" w:hAnsi="Times New Roman" w:cs="Times New Roman"/>
                 <w:sz w:val="24"/>
                 <w:szCs w:val="24"/>
               </w:rPr>
-              <w:t>timestamp</w:t>
-            </w:r>
-            <w:proofErr w:type="spellEnd"/>
+            </w:pPr>
             <w:r>
               <w:rPr>
                 <w:rFonts w:ascii="Times New Roman" w:hAnsi="Times New Roman" w:cs="Times New Roman"/>
                 <w:sz w:val="24"/>
                 <w:szCs w:val="24"/>
               </w:rPr>
-              <w:t>).</w:t>
+              <w:t>File</w:t>
+            </w:r>
+          </w:p>
+        </w:tc>
+        <w:tc>
+          <w:tcPr>
+            <w:tcW w:w="1752" w:type="dxa"/>
+          </w:tcPr>
+          <w:p>
+            <w:pPr>
+              <w:rPr>
+                <w:rFonts w:ascii="Times New Roman" w:hAnsi="Times New Roman" w:cs="Times New Roman"/>
+                <w:sz w:val="24"/>
+                <w:szCs w:val="24"/>
+              </w:rPr>
+            </w:pPr>
+            <w:r>
+              <w:rPr>
+                <w:rFonts w:ascii="Times New Roman" w:hAnsi="Times New Roman" w:cs="Times New Roman"/>
+                <w:sz w:val="24"/>
+                <w:szCs w:val="24"/>
+              </w:rPr>
+              <w:t>Класс-наследник</w:t>
+            </w:r>
+          </w:p>
+        </w:tc>
+        <w:tc>
+          <w:tcPr>
+            <w:tcW w:w="5528" w:type="dxa"/>
+          </w:tcPr>
+          <w:p>
+            <w:pPr>
+              <w:rPr>
+                <w:rFonts w:ascii="Times New Roman" w:hAnsi="Times New Roman" w:cs="Times New Roman"/>
+                <w:sz w:val="24"/>
+                <w:szCs w:val="24"/>
+              </w:rPr>
+            </w:pPr>
+            <w:r>
+              <w:rPr>
+                <w:rFonts w:ascii="Times New Roman" w:hAnsi="Times New Roman" w:cs="Times New Roman"/>
+                <w:sz w:val="24"/>
+                <w:szCs w:val="24"/>
+              </w:rPr>
+              <w:t>Описывает конечный ресурс. Хранит специфичные данные: расширение файла, размер в байтах и текстовое содержимое.</w:t>
             </w:r>
           </w:p>
         </w:tc>
@@ -344,7 +338,7 @@
                 <w:sz w:val="24"/>
                 <w:szCs w:val="24"/>
               </w:rPr>
-              <w:t>File</w:t>
+              <w:t>Directory</w:t>
             </w:r>
           </w:p>
         </w:tc>
@@ -366,7 +360,7 @@
                 <w:sz w:val="24"/>
                 <w:szCs w:val="24"/>
               </w:rPr>
-              <w:t>Класс-наследник</w:t>
+              <w:t>Класс-наследник (Контейнер)</w:t>
             </w:r>
           </w:p>
         </w:tc>
@@ -388,7 +382,7 @@
                 <w:sz w:val="24"/>
                 <w:szCs w:val="24"/>
               </w:rPr>
-              <w:t>Описывает конечный ресурс. Хранит специфичные данные: расширение файла, размер в байтах и текстовое содержимое.</w:t>
+              <w:t>Описывает директорию. Хранит уровень прав доступа (ACL) и динамический массив умных указателей на вложенные объекты типа Resource.</w:t>
             </w:r>
           </w:p>
         </w:tc>
@@ -412,7 +406,7 @@
                 <w:sz w:val="24"/>
                 <w:szCs w:val="24"/>
               </w:rPr>
-              <w:t>Directory</w:t>
+              <w:t>ArchiveManager</w:t>
             </w:r>
           </w:p>
         </w:tc>
@@ -434,7 +428,7 @@
                 <w:sz w:val="24"/>
                 <w:szCs w:val="24"/>
               </w:rPr>
-              <w:t>Класс-наследник (Контейнер)</w:t>
+              <w:t>Класс-контроллер</w:t>
             </w:r>
           </w:p>
         </w:tc>
@@ -456,7 +450,7 @@
                 <w:sz w:val="24"/>
                 <w:szCs w:val="24"/>
               </w:rPr>
-              <w:t>Описывает директорию. Хранит уровень прав доступа (ACL) и динамический массив умных указателей на вложенные объекты типа Resource.</w:t>
+              <w:t>Отвечает за бизнес-логику. Хранит корневую директорию (root), текущие права пользователя, управляет операциями файловой системы, сериализацией и ведет лог действий.</w:t>
             </w:r>
           </w:p>
         </w:tc>
@@ -474,16 +468,14 @@
                 <w:szCs w:val="24"/>
               </w:rPr>
             </w:pPr>
-            <w:proofErr w:type="spellStart"/>
             <w:r>
               <w:rPr>
                 <w:rFonts w:ascii="Times New Roman" w:hAnsi="Times New Roman" w:cs="Times New Roman"/>
                 <w:sz w:val="24"/>
                 <w:szCs w:val="24"/>
               </w:rPr>
-              <w:t>ArchiveManager</w:t>
-            </w:r>
-            <w:proofErr w:type="spellEnd"/>
+              <w:t>FileSystemException</w:t>
+            </w:r>
           </w:p>
         </w:tc>
         <w:tc>
@@ -504,7 +496,7 @@
                 <w:sz w:val="24"/>
                 <w:szCs w:val="24"/>
               </w:rPr>
-              <w:t>Класс-контроллер</w:t>
+              <w:t>Класс исключений</w:t>
             </w:r>
           </w:p>
         </w:tc>
@@ -526,133 +518,7 @@
                 <w:sz w:val="24"/>
                 <w:szCs w:val="24"/>
               </w:rPr>
-              <w:t>Отвечает за бизнес-логику. Хранит корневую директорию (</w:t>
-            </w:r>
-            <w:proofErr w:type="spellStart"/>
-            <w:r>
-              <w:rPr>
-                <w:rFonts w:ascii="Times New Roman" w:hAnsi="Times New Roman" w:cs="Times New Roman"/>
-                <w:sz w:val="24"/>
-                <w:szCs w:val="24"/>
-              </w:rPr>
-              <w:t>root</w:t>
-            </w:r>
-            <w:proofErr w:type="spellEnd"/>
-            <w:r>
-              <w:rPr>
-                <w:rFonts w:ascii="Times New Roman" w:hAnsi="Times New Roman" w:cs="Times New Roman"/>
-                <w:sz w:val="24"/>
-                <w:szCs w:val="24"/>
-              </w:rPr>
-              <w:t>), текущие права пользователя, управляет операциями файловой системы, сериализацией и ведет лог действий.</w:t>
-            </w:r>
-          </w:p>
-        </w:tc>
-      </w:tr>
-      <w:tr>
-        <w:tc>
-          <w:tcPr>
-            <w:tcW w:w="2496" w:type="dxa"/>
-          </w:tcPr>
-          <w:p>
-            <w:pPr>
-              <w:rPr>
-                <w:rFonts w:ascii="Times New Roman" w:hAnsi="Times New Roman" w:cs="Times New Roman"/>
-                <w:sz w:val="24"/>
-                <w:szCs w:val="24"/>
-              </w:rPr>
-            </w:pPr>
-            <w:proofErr w:type="spellStart"/>
-            <w:r>
-              <w:rPr>
-                <w:rFonts w:ascii="Times New Roman" w:hAnsi="Times New Roman" w:cs="Times New Roman"/>
-                <w:sz w:val="24"/>
-                <w:szCs w:val="24"/>
-              </w:rPr>
-              <w:t>FileSystemException</w:t>
-            </w:r>
-            <w:proofErr w:type="spellEnd"/>
-          </w:p>
-        </w:tc>
-        <w:tc>
-          <w:tcPr>
-            <w:tcW w:w="1752" w:type="dxa"/>
-          </w:tcPr>
-          <w:p>
-            <w:pPr>
-              <w:rPr>
-                <w:rFonts w:ascii="Times New Roman" w:hAnsi="Times New Roman" w:cs="Times New Roman"/>
-                <w:sz w:val="24"/>
-                <w:szCs w:val="24"/>
-              </w:rPr>
-            </w:pPr>
-            <w:r>
-              <w:rPr>
-                <w:rFonts w:ascii="Times New Roman" w:hAnsi="Times New Roman" w:cs="Times New Roman"/>
-                <w:sz w:val="24"/>
-                <w:szCs w:val="24"/>
-              </w:rPr>
-              <w:t>Класс исключений</w:t>
-            </w:r>
-          </w:p>
-        </w:tc>
-        <w:tc>
-          <w:tcPr>
-            <w:tcW w:w="5528" w:type="dxa"/>
-          </w:tcPr>
-          <w:p>
-            <w:pPr>
-              <w:rPr>
-                <w:rFonts w:ascii="Times New Roman" w:hAnsi="Times New Roman" w:cs="Times New Roman"/>
-                <w:sz w:val="24"/>
-                <w:szCs w:val="24"/>
-              </w:rPr>
-            </w:pPr>
-            <w:r>
-              <w:rPr>
-                <w:rFonts w:ascii="Times New Roman" w:hAnsi="Times New Roman" w:cs="Times New Roman"/>
-                <w:sz w:val="24"/>
-                <w:szCs w:val="24"/>
-              </w:rPr>
-              <w:t xml:space="preserve">Кастомный класс для обработки ошибок файловой системы. Наследуется от стандартного </w:t>
-            </w:r>
-            <w:proofErr w:type="spellStart"/>
-            <w:proofErr w:type="gramStart"/>
-            <w:r>
-              <w:rPr>
-                <w:rFonts w:ascii="Times New Roman" w:hAnsi="Times New Roman" w:cs="Times New Roman"/>
-                <w:sz w:val="24"/>
-                <w:szCs w:val="24"/>
-              </w:rPr>
-              <w:t>std</w:t>
-            </w:r>
-            <w:proofErr w:type="spellEnd"/>
-            <w:r>
-              <w:rPr>
-                <w:rFonts w:ascii="Times New Roman" w:hAnsi="Times New Roman" w:cs="Times New Roman"/>
-                <w:sz w:val="24"/>
-                <w:szCs w:val="24"/>
-              </w:rPr>
-              <w:t>::</w:t>
-            </w:r>
-            <w:proofErr w:type="spellStart"/>
-            <w:proofErr w:type="gramEnd"/>
-            <w:r>
-              <w:rPr>
-                <w:rFonts w:ascii="Times New Roman" w:hAnsi="Times New Roman" w:cs="Times New Roman"/>
-                <w:sz w:val="24"/>
-                <w:szCs w:val="24"/>
-              </w:rPr>
-              <w:t>exception</w:t>
-            </w:r>
-            <w:proofErr w:type="spellEnd"/>
-            <w:r>
-              <w:rPr>
-                <w:rFonts w:ascii="Times New Roman" w:hAnsi="Times New Roman" w:cs="Times New Roman"/>
-                <w:sz w:val="24"/>
-                <w:szCs w:val="24"/>
-              </w:rPr>
-              <w:t>.</w:t>
+              <w:t>Кастомный класс для обработки ошибок файловой системы. Наследуется от стандартного std::exception.</w:t>
             </w:r>
           </w:p>
         </w:tc>
@@ -688,61 +554,13 @@
           <w:szCs w:val="24"/>
         </w:rPr>
       </w:pPr>
-      <w:proofErr w:type="spellStart"/>
-      <w:proofErr w:type="gramStart"/>
-      <w:r>
-        <w:rPr>
-          <w:rFonts w:ascii="Times New Roman" w:hAnsi="Times New Roman" w:cs="Times New Roman"/>
-          <w:sz w:val="24"/>
-          <w:szCs w:val="24"/>
-        </w:rPr>
-        <w:t>std</w:t>
-      </w:r>
-      <w:proofErr w:type="spellEnd"/>
-      <w:r>
-        <w:rPr>
-          <w:rFonts w:ascii="Times New Roman" w:hAnsi="Times New Roman" w:cs="Times New Roman"/>
-          <w:sz w:val="24"/>
-          <w:szCs w:val="24"/>
-        </w:rPr>
-        <w:t>::</w:t>
-      </w:r>
-      <w:proofErr w:type="spellStart"/>
-      <w:proofErr w:type="gramEnd"/>
-      <w:r>
-        <w:rPr>
-          <w:rFonts w:ascii="Times New Roman" w:hAnsi="Times New Roman" w:cs="Times New Roman"/>
-          <w:sz w:val="24"/>
-          <w:szCs w:val="24"/>
-        </w:rPr>
-        <w:t>string</w:t>
-      </w:r>
-      <w:proofErr w:type="spellEnd"/>
-      <w:r>
-        <w:rPr>
-          <w:rFonts w:ascii="Times New Roman" w:hAnsi="Times New Roman" w:cs="Times New Roman"/>
-          <w:sz w:val="24"/>
-          <w:szCs w:val="24"/>
-        </w:rPr>
-        <w:t>: Выбран для хранения строковых метаданных (имена, расширения, контент файлов) вместо классических C-строк (</w:t>
-      </w:r>
-      <w:proofErr w:type="spellStart"/>
-      <w:r>
-        <w:rPr>
-          <w:rFonts w:ascii="Times New Roman" w:hAnsi="Times New Roman" w:cs="Times New Roman"/>
-          <w:sz w:val="24"/>
-          <w:szCs w:val="24"/>
-        </w:rPr>
-        <w:t>char</w:t>
-      </w:r>
-      <w:proofErr w:type="spellEnd"/>
-      <w:r>
-        <w:rPr>
-          <w:rFonts w:ascii="Times New Roman" w:hAnsi="Times New Roman" w:cs="Times New Roman"/>
-          <w:sz w:val="24"/>
-          <w:szCs w:val="24"/>
-        </w:rPr>
-        <w:t>*) для обеспечения безопасности работы с памятью и удобства поиска.</w:t>
+      <w:r>
+        <w:rPr>
+          <w:rFonts w:ascii="Times New Roman" w:hAnsi="Times New Roman" w:cs="Times New Roman"/>
+          <w:sz w:val="24"/>
+          <w:szCs w:val="24"/>
+        </w:rPr>
+        <w:t>std::string: Выбран для хранения строковых метаданных (имена, расширения, контент файлов) вместо классических C-строк (char*) для обеспечения безопасности работы с памятью и удобства поиска.</w:t>
       </w:r>
     </w:p>
     <w:p>
@@ -760,23 +578,13 @@
           <w:szCs w:val="24"/>
         </w:rPr>
       </w:pPr>
-      <w:proofErr w:type="spellStart"/>
-      <w:r>
-        <w:rPr>
-          <w:rFonts w:ascii="Times New Roman" w:hAnsi="Times New Roman" w:cs="Times New Roman"/>
-          <w:sz w:val="24"/>
-          <w:szCs w:val="24"/>
-        </w:rPr>
-        <w:t>size_t</w:t>
-      </w:r>
-      <w:proofErr w:type="spellEnd"/>
-      <w:r>
-        <w:rPr>
-          <w:rFonts w:ascii="Times New Roman" w:hAnsi="Times New Roman" w:cs="Times New Roman"/>
-          <w:sz w:val="24"/>
-          <w:szCs w:val="24"/>
-        </w:rPr>
-        <w:t>: Использован для хранения размеров файлов и подсчета общего объема хранилища. Это беззнаковый тип, что логически исключает появление объектов с отрицательным размером и позволяет работать с большими объемами данных.</w:t>
+      <w:r>
+        <w:rPr>
+          <w:rFonts w:ascii="Times New Roman" w:hAnsi="Times New Roman" w:cs="Times New Roman"/>
+          <w:sz w:val="24"/>
+          <w:szCs w:val="24"/>
+        </w:rPr>
+        <w:t>size_t: Использован для хранения размеров файлов и подсчета общего объема хранилища. Это беззнаковый тип, что логически исключает появление объектов с отрицательным размером и позволяет работать с большими объемами данных.</w:t>
       </w:r>
     </w:p>
     <w:p>
@@ -794,8 +602,6 @@
           <w:szCs w:val="24"/>
         </w:rPr>
       </w:pPr>
-      <w:proofErr w:type="spellStart"/>
-      <w:proofErr w:type="gramStart"/>
       <w:r>
         <w:rPr>
           <w:rFonts w:ascii="Times New Roman" w:hAnsi="Times New Roman" w:cs="Times New Roman"/>
@@ -803,35 +609,7 @@
           <w:szCs w:val="24"/>
         </w:rPr>
         <w:lastRenderedPageBreak/>
-        <w:t>std</w:t>
-      </w:r>
-      <w:proofErr w:type="spellEnd"/>
-      <w:r>
-        <w:rPr>
-          <w:rFonts w:ascii="Times New Roman" w:hAnsi="Times New Roman" w:cs="Times New Roman"/>
-          <w:sz w:val="24"/>
-          <w:szCs w:val="24"/>
-        </w:rPr>
-        <w:t>::</w:t>
-      </w:r>
-      <w:proofErr w:type="spellStart"/>
-      <w:proofErr w:type="gramEnd"/>
-      <w:r>
-        <w:rPr>
-          <w:rFonts w:ascii="Times New Roman" w:hAnsi="Times New Roman" w:cs="Times New Roman"/>
-          <w:sz w:val="24"/>
-          <w:szCs w:val="24"/>
-        </w:rPr>
-        <w:t>time_t</w:t>
-      </w:r>
-      <w:proofErr w:type="spellEnd"/>
-      <w:r>
-        <w:rPr>
-          <w:rFonts w:ascii="Times New Roman" w:hAnsi="Times New Roman" w:cs="Times New Roman"/>
-          <w:sz w:val="24"/>
-          <w:szCs w:val="24"/>
-        </w:rPr>
-        <w:t>: Оптимален для хранения даты создания, так как представляет собой целое число (Unix-время). Это упрощает побайтовую запись в бинарный файл и последующее форматирование для вывода.</w:t>
+        <w:t>std::time_t: Оптимален для хранения даты создания, так как представляет собой целое число (Unix-время). Это упрощает побайтовую запись в бинарный файл и последующее форматирование для вывода.</w:t>
       </w:r>
     </w:p>
     <w:p>
@@ -849,71 +627,13 @@
           <w:szCs w:val="24"/>
         </w:rPr>
       </w:pPr>
-      <w:proofErr w:type="spellStart"/>
-      <w:proofErr w:type="gramStart"/>
-      <w:r>
-        <w:rPr>
-          <w:rFonts w:ascii="Times New Roman" w:hAnsi="Times New Roman" w:cs="Times New Roman"/>
-          <w:sz w:val="24"/>
-          <w:szCs w:val="24"/>
-        </w:rPr>
-        <w:t>std</w:t>
-      </w:r>
-      <w:proofErr w:type="spellEnd"/>
-      <w:r>
-        <w:rPr>
-          <w:rFonts w:ascii="Times New Roman" w:hAnsi="Times New Roman" w:cs="Times New Roman"/>
-          <w:sz w:val="24"/>
-          <w:szCs w:val="24"/>
-        </w:rPr>
-        <w:t>::</w:t>
-      </w:r>
-      <w:proofErr w:type="spellStart"/>
-      <w:proofErr w:type="gramEnd"/>
-      <w:r>
-        <w:rPr>
-          <w:rFonts w:ascii="Times New Roman" w:hAnsi="Times New Roman" w:cs="Times New Roman"/>
-          <w:sz w:val="24"/>
-          <w:szCs w:val="24"/>
-        </w:rPr>
-        <w:t>unique_ptr</w:t>
-      </w:r>
-      <w:proofErr w:type="spellEnd"/>
-      <w:proofErr w:type="gramStart"/>
-      <w:r>
-        <w:rPr>
-          <w:rFonts w:ascii="Times New Roman" w:hAnsi="Times New Roman" w:cs="Times New Roman"/>
-          <w:sz w:val="24"/>
-          <w:szCs w:val="24"/>
-        </w:rPr>
-        <w:t>: Критически</w:t>
-      </w:r>
-      <w:proofErr w:type="gramEnd"/>
-      <w:r>
-        <w:rPr>
-          <w:rFonts w:ascii="Times New Roman" w:hAnsi="Times New Roman" w:cs="Times New Roman"/>
-          <w:sz w:val="24"/>
-          <w:szCs w:val="24"/>
-        </w:rPr>
-        <w:t xml:space="preserve"> важный выбор для массива </w:t>
-      </w:r>
-      <w:proofErr w:type="spellStart"/>
-      <w:r>
-        <w:rPr>
-          <w:rFonts w:ascii="Times New Roman" w:hAnsi="Times New Roman" w:cs="Times New Roman"/>
-          <w:sz w:val="24"/>
-          <w:szCs w:val="24"/>
-        </w:rPr>
-        <w:t>children</w:t>
-      </w:r>
-      <w:proofErr w:type="spellEnd"/>
-      <w:r>
-        <w:rPr>
-          <w:rFonts w:ascii="Times New Roman" w:hAnsi="Times New Roman" w:cs="Times New Roman"/>
-          <w:sz w:val="24"/>
-          <w:szCs w:val="24"/>
-        </w:rPr>
-        <w:t xml:space="preserve"> в классе Directory. Обеспечивает строгую концепцию эксклюзивного владения. При вызове деструктора родительской папки автоматически уничтожаются все вложенные умные указатели, что гарантирует рекурсивную очистку памяти без риска утечек.</w:t>
+      <w:r>
+        <w:rPr>
+          <w:rFonts w:ascii="Times New Roman" w:hAnsi="Times New Roman" w:cs="Times New Roman"/>
+          <w:sz w:val="24"/>
+          <w:szCs w:val="24"/>
+        </w:rPr>
+        <w:t>std::unique_ptr: Критически важный выбор для массива children в классе Directory. Обеспечивает строгую концепцию эксклюзивного владения. При вызове деструктора родительской папки автоматически уничтожаются все вложенные умные указатели, что гарантирует рекурсивную очистку памяти без риска утечек.</w:t>
       </w:r>
     </w:p>
     <w:p>
@@ -931,69 +651,13 @@
           <w:szCs w:val="24"/>
         </w:rPr>
       </w:pPr>
-      <w:proofErr w:type="spellStart"/>
-      <w:r>
-        <w:rPr>
-          <w:rFonts w:ascii="Times New Roman" w:hAnsi="Times New Roman" w:cs="Times New Roman"/>
-          <w:sz w:val="24"/>
-          <w:szCs w:val="24"/>
-        </w:rPr>
-        <w:t>enum</w:t>
-      </w:r>
-      <w:proofErr w:type="spellEnd"/>
-      <w:r>
-        <w:rPr>
-          <w:rFonts w:ascii="Times New Roman" w:hAnsi="Times New Roman" w:cs="Times New Roman"/>
-          <w:sz w:val="24"/>
-          <w:szCs w:val="24"/>
-        </w:rPr>
-        <w:t xml:space="preserve"> </w:t>
-      </w:r>
-      <w:proofErr w:type="spellStart"/>
-      <w:r>
-        <w:rPr>
-          <w:rFonts w:ascii="Times New Roman" w:hAnsi="Times New Roman" w:cs="Times New Roman"/>
-          <w:sz w:val="24"/>
-          <w:szCs w:val="24"/>
-        </w:rPr>
-        <w:t>class</w:t>
-      </w:r>
-      <w:proofErr w:type="spellEnd"/>
-      <w:r>
-        <w:rPr>
-          <w:rFonts w:ascii="Times New Roman" w:hAnsi="Times New Roman" w:cs="Times New Roman"/>
-          <w:sz w:val="24"/>
-          <w:szCs w:val="24"/>
-        </w:rPr>
-        <w:t xml:space="preserve"> </w:t>
-      </w:r>
-      <w:proofErr w:type="spellStart"/>
-      <w:r>
-        <w:rPr>
-          <w:rFonts w:ascii="Times New Roman" w:hAnsi="Times New Roman" w:cs="Times New Roman"/>
-          <w:sz w:val="24"/>
-          <w:szCs w:val="24"/>
-        </w:rPr>
-        <w:t>AccessLevel</w:t>
-      </w:r>
-      <w:proofErr w:type="spellEnd"/>
-      <w:proofErr w:type="gramStart"/>
-      <w:r>
-        <w:rPr>
-          <w:rFonts w:ascii="Times New Roman" w:hAnsi="Times New Roman" w:cs="Times New Roman"/>
-          <w:sz w:val="24"/>
-          <w:szCs w:val="24"/>
-        </w:rPr>
-        <w:t>: Строго</w:t>
-      </w:r>
-      <w:proofErr w:type="gramEnd"/>
-      <w:r>
-        <w:rPr>
-          <w:rFonts w:ascii="Times New Roman" w:hAnsi="Times New Roman" w:cs="Times New Roman"/>
-          <w:sz w:val="24"/>
-          <w:szCs w:val="24"/>
-        </w:rPr>
-        <w:t xml:space="preserve"> типизированное перечисление выбрано для уровней доступа (GUEST, USER, ADMIN), чтобы исключить неявные преобразования типов и повысить надежность проверок безопасности.</w:t>
+      <w:r>
+        <w:rPr>
+          <w:rFonts w:ascii="Times New Roman" w:hAnsi="Times New Roman" w:cs="Times New Roman"/>
+          <w:sz w:val="24"/>
+          <w:szCs w:val="24"/>
+        </w:rPr>
+        <w:t>enum class AccessLevel: Строго типизированное перечисление выбрано для уровней доступа (GUEST, USER, ADMIN), чтобы исключить неявные преобразования типов и повысить надежность проверок безопасности.</w:t>
       </w:r>
     </w:p>
     <w:p>
@@ -1023,15 +687,7 @@
         <w:jc w:val="both"/>
       </w:pPr>
       <w:r>
-        <w:t>Архитектура системы построена на базе паттерна проектирования «Компоновщик» (</w:t>
-      </w:r>
-      <w:proofErr w:type="spellStart"/>
-      <w:r>
-        <w:t>Composite</w:t>
-      </w:r>
-      <w:proofErr w:type="spellEnd"/>
-      <w:r>
-        <w:t xml:space="preserve">). Абстрактный класс </w:t>
+        <w:t xml:space="preserve">Архитектура системы построена на базе паттерна проектирования «Компоновщик» (Composite). Абстрактный класс </w:t>
       </w:r>
       <w:r>
         <w:rPr>
@@ -1069,8 +725,6 @@
       <w:r>
         <w:t xml:space="preserve"> — составным элементом, который может содержать как файлы, так и другие директории. Использование виртуальных методов (например, </w:t>
       </w:r>
-      <w:proofErr w:type="spellStart"/>
-      <w:proofErr w:type="gramStart"/>
       <w:r>
         <w:rPr>
           <w:rStyle w:val="HTML"/>
@@ -1078,9 +732,11 @@
           <w:sz w:val="24"/>
           <w:szCs w:val="24"/>
         </w:rPr>
-        <w:t>calculateSize</w:t>
-      </w:r>
-      <w:proofErr w:type="spellEnd"/>
+        <w:t>calculateSize()</w:t>
+      </w:r>
+      <w:r>
+        <w:t xml:space="preserve">) позволяет классу </w:t>
+      </w:r>
       <w:r>
         <w:rPr>
           <w:rStyle w:val="HTML"/>
@@ -1088,32 +744,8 @@
           <w:sz w:val="24"/>
           <w:szCs w:val="24"/>
         </w:rPr>
-        <w:t>(</w:t>
-      </w:r>
-      <w:proofErr w:type="gramEnd"/>
-      <w:r>
-        <w:rPr>
-          <w:rStyle w:val="HTML"/>
-          <w:rFonts w:ascii="Times New Roman" w:eastAsiaTheme="majorEastAsia" w:hAnsi="Times New Roman" w:cs="Times New Roman"/>
-          <w:sz w:val="24"/>
-          <w:szCs w:val="24"/>
-        </w:rPr>
-        <w:t>)</w:t>
-      </w:r>
-      <w:r>
-        <w:t xml:space="preserve">) позволяет классу </w:t>
-      </w:r>
-      <w:proofErr w:type="spellStart"/>
-      <w:r>
-        <w:rPr>
-          <w:rStyle w:val="HTML"/>
-          <w:rFonts w:ascii="Times New Roman" w:eastAsiaTheme="majorEastAsia" w:hAnsi="Times New Roman" w:cs="Times New Roman"/>
-          <w:sz w:val="24"/>
-          <w:szCs w:val="24"/>
-        </w:rPr>
         <w:t>ArchiveManager</w:t>
       </w:r>
-      <w:proofErr w:type="spellEnd"/>
       <w:r>
         <w:t xml:space="preserve"> единообразно обращаться к любым элементам дерева, не проверяя их конкретный тип. Операции удаления и подсчета размера выполняются рекурсивно благодаря каскадному вызову методов у дочерних элементов.</w:t>
       </w:r>
@@ -1334,91 +966,15 @@
           <w:sz w:val="24"/>
           <w:szCs w:val="24"/>
         </w:rPr>
-        <w:t xml:space="preserve">Негативный тест (Валидация </w:t>
-      </w:r>
-      <w:proofErr w:type="spellStart"/>
-      <w:r>
-        <w:rPr>
-          <w:rFonts w:ascii="Times New Roman" w:hAnsi="Times New Roman" w:cs="Times New Roman"/>
-          <w:b/>
-          <w:bCs/>
-          <w:sz w:val="24"/>
-          <w:szCs w:val="24"/>
-        </w:rPr>
-        <w:t>Regex</w:t>
-      </w:r>
-      <w:proofErr w:type="spellEnd"/>
-      <w:r>
-        <w:rPr>
-          <w:rFonts w:ascii="Times New Roman" w:hAnsi="Times New Roman" w:cs="Times New Roman"/>
-          <w:b/>
-          <w:bCs/>
-          <w:sz w:val="24"/>
-          <w:szCs w:val="24"/>
-        </w:rPr>
-        <w:t>):</w:t>
-      </w:r>
-      <w:r>
-        <w:rPr>
-          <w:rFonts w:ascii="Times New Roman" w:hAnsi="Times New Roman" w:cs="Times New Roman"/>
-          <w:sz w:val="24"/>
-          <w:szCs w:val="24"/>
-        </w:rPr>
-        <w:t xml:space="preserve"> Попытка создания ресурса с использованием запрещенных системных символов (например, </w:t>
-      </w:r>
-      <w:proofErr w:type="spellStart"/>
-      <w:r>
-        <w:rPr>
-          <w:rFonts w:ascii="Times New Roman" w:hAnsi="Times New Roman" w:cs="Times New Roman"/>
-          <w:sz w:val="24"/>
-          <w:szCs w:val="24"/>
-        </w:rPr>
-        <w:t>doc</w:t>
-      </w:r>
-      <w:proofErr w:type="spellEnd"/>
-      <w:r>
-        <w:rPr>
-          <w:rFonts w:ascii="Times New Roman" w:hAnsi="Times New Roman" w:cs="Times New Roman"/>
-          <w:sz w:val="24"/>
-          <w:szCs w:val="24"/>
-        </w:rPr>
-        <w:t>*</w:t>
-      </w:r>
-      <w:proofErr w:type="spellStart"/>
-      <w:r>
-        <w:rPr>
-          <w:rFonts w:ascii="Times New Roman" w:hAnsi="Times New Roman" w:cs="Times New Roman"/>
-          <w:sz w:val="24"/>
-          <w:szCs w:val="24"/>
-        </w:rPr>
-        <w:t>ment</w:t>
-      </w:r>
-      <w:proofErr w:type="spellEnd"/>
-      <w:r>
-        <w:rPr>
-          <w:rFonts w:ascii="Times New Roman" w:hAnsi="Times New Roman" w:cs="Times New Roman"/>
-          <w:sz w:val="24"/>
-          <w:szCs w:val="24"/>
-        </w:rPr>
-        <w:t xml:space="preserve">). Перехват исключения </w:t>
-      </w:r>
-      <w:proofErr w:type="spellStart"/>
-      <w:r>
-        <w:rPr>
-          <w:rFonts w:ascii="Times New Roman" w:hAnsi="Times New Roman" w:cs="Times New Roman"/>
-          <w:sz w:val="24"/>
-          <w:szCs w:val="24"/>
-        </w:rPr>
-        <w:t>FileSystemException</w:t>
-      </w:r>
-      <w:proofErr w:type="spellEnd"/>
-      <w:r>
-        <w:rPr>
-          <w:rFonts w:ascii="Times New Roman" w:hAnsi="Times New Roman" w:cs="Times New Roman"/>
-          <w:sz w:val="24"/>
-          <w:szCs w:val="24"/>
-        </w:rPr>
-        <w:t>, аварийного завершения нет.</w:t>
+        <w:t>Негативный тест (Валидация Regex):</w:t>
+      </w:r>
+      <w:r>
+        <w:rPr>
+          <w:rFonts w:ascii="Times New Roman" w:hAnsi="Times New Roman" w:cs="Times New Roman"/>
+          <w:sz w:val="24"/>
+          <w:szCs w:val="24"/>
+        </w:rPr>
+        <w:t xml:space="preserve"> Попытка создания ресурса с использованием запрещенных системных символов (например, doc*ment). Перехват исключения FileSystemException, аварийного завершения нет.</w:t>
       </w:r>
     </w:p>
     <w:p>
@@ -1512,53 +1068,7 @@
           <w:sz w:val="24"/>
           <w:szCs w:val="24"/>
         </w:rPr>
-        <w:t>Перемещение ресурса (</w:t>
-      </w:r>
-      <w:proofErr w:type="spellStart"/>
-      <w:proofErr w:type="gramStart"/>
-      <w:r>
-        <w:rPr>
-          <w:rFonts w:ascii="Times New Roman" w:hAnsi="Times New Roman" w:cs="Times New Roman"/>
-          <w:b/>
-          <w:bCs/>
-          <w:sz w:val="24"/>
-          <w:szCs w:val="24"/>
-        </w:rPr>
-        <w:t>std</w:t>
-      </w:r>
-      <w:proofErr w:type="spellEnd"/>
-      <w:r>
-        <w:rPr>
-          <w:rFonts w:ascii="Times New Roman" w:hAnsi="Times New Roman" w:cs="Times New Roman"/>
-          <w:b/>
-          <w:bCs/>
-          <w:sz w:val="24"/>
-          <w:szCs w:val="24"/>
-        </w:rPr>
-        <w:t>::</w:t>
-      </w:r>
-      <w:proofErr w:type="spellStart"/>
-      <w:proofErr w:type="gramEnd"/>
-      <w:r>
-        <w:rPr>
-          <w:rFonts w:ascii="Times New Roman" w:hAnsi="Times New Roman" w:cs="Times New Roman"/>
-          <w:b/>
-          <w:bCs/>
-          <w:sz w:val="24"/>
-          <w:szCs w:val="24"/>
-        </w:rPr>
-        <w:t>move</w:t>
-      </w:r>
-      <w:proofErr w:type="spellEnd"/>
-      <w:r>
-        <w:rPr>
-          <w:rFonts w:ascii="Times New Roman" w:hAnsi="Times New Roman" w:cs="Times New Roman"/>
-          <w:b/>
-          <w:bCs/>
-          <w:sz w:val="24"/>
-          <w:szCs w:val="24"/>
-        </w:rPr>
-        <w:t>):</w:t>
+        <w:t>Перемещение ресурса (std::move):</w:t>
       </w:r>
       <w:r>
         <w:rPr>
@@ -1702,25 +1212,7 @@
           <w:sz w:val="24"/>
           <w:szCs w:val="24"/>
         </w:rPr>
-        <w:t xml:space="preserve"> Сохранение структуры в бинарный файл archive.dat. Открытие файла в </w:t>
-      </w:r>
-      <w:proofErr w:type="spellStart"/>
-      <w:r>
-        <w:rPr>
-          <w:rFonts w:ascii="Times New Roman" w:hAnsi="Times New Roman" w:cs="Times New Roman"/>
-          <w:sz w:val="24"/>
-          <w:szCs w:val="24"/>
-        </w:rPr>
-        <w:t>Hex</w:t>
-      </w:r>
-      <w:proofErr w:type="spellEnd"/>
-      <w:r>
-        <w:rPr>
-          <w:rFonts w:ascii="Times New Roman" w:hAnsi="Times New Roman" w:cs="Times New Roman"/>
-          <w:sz w:val="24"/>
-          <w:szCs w:val="24"/>
-        </w:rPr>
-        <w:t xml:space="preserve">-редакторе и умышленное искажение первых 4 байт («магического числа» заголовка). Последующая попытка загрузки поврежденного файла в программе. </w:t>
+        <w:t xml:space="preserve"> Сохранение структуры в бинарный файл archive.dat. Открытие файла в Hex-редакторе и умышленное искажение первых 4 байт («магического числа» заголовка). Последующая попытка загрузки поврежденного файла в программе. </w:t>
       </w:r>
       <w:r>
         <w:rPr>
@@ -1738,25 +1230,7 @@
           <w:sz w:val="24"/>
           <w:szCs w:val="24"/>
         </w:rPr>
-        <w:t xml:space="preserve"> Программа перехватывает ошибку чтения на этапе сверки магического числа и выводит сообщение [ОШИБКА ФС]: Неверное магическое число. Аварийного падения программы (</w:t>
-      </w:r>
-      <w:proofErr w:type="spellStart"/>
-      <w:r>
-        <w:rPr>
-          <w:rFonts w:ascii="Times New Roman" w:hAnsi="Times New Roman" w:cs="Times New Roman"/>
-          <w:sz w:val="24"/>
-          <w:szCs w:val="24"/>
-        </w:rPr>
-        <w:t>Crash</w:t>
-      </w:r>
-      <w:proofErr w:type="spellEnd"/>
-      <w:r>
-        <w:rPr>
-          <w:rFonts w:ascii="Times New Roman" w:hAnsi="Times New Roman" w:cs="Times New Roman"/>
-          <w:sz w:val="24"/>
-          <w:szCs w:val="24"/>
-        </w:rPr>
-        <w:t>) не происходит.</w:t>
+        <w:t xml:space="preserve"> Программа перехватывает ошибку чтения на этапе сверки магического числа и выводит сообщение [ОШИБКА ФС]: Неверное магическое число. Аварийного падения программы (Crash) не происходит.</w:t>
       </w:r>
       <w:r>
         <w:rPr>
@@ -1841,21 +1315,7 @@
         <w:rPr>
           <w:rFonts w:ascii="Times New Roman" w:hAnsi="Times New Roman" w:cs="Times New Roman"/>
         </w:rPr>
-        <w:t xml:space="preserve">Рисунок 2 - Умышленное искажение «магического числа» в заголовке бинарного файла archive.dat с использованием </w:t>
-      </w:r>
-      <w:proofErr w:type="spellStart"/>
-      <w:r>
-        <w:rPr>
-          <w:rFonts w:ascii="Times New Roman" w:hAnsi="Times New Roman" w:cs="Times New Roman"/>
-        </w:rPr>
-        <w:t>Hex</w:t>
-      </w:r>
-      <w:proofErr w:type="spellEnd"/>
-      <w:r>
-        <w:rPr>
-          <w:rFonts w:ascii="Times New Roman" w:hAnsi="Times New Roman" w:cs="Times New Roman"/>
-        </w:rPr>
-        <w:t>-редактора</w:t>
+        <w:t>Рисунок 2 - Умышленное искажение «магического числа» в заголовке бинарного файла archive.dat с использованием Hex-редактора</w:t>
       </w:r>
     </w:p>
     <w:p>
@@ -2018,7 +1478,7 @@
     </w:p>
     <w:tbl>
       <w:tblPr>
-        <w:tblW w:w="0" w:type="dxa"/>
+        <w:tblW w:w="9345" w:type="dxa"/>
         <w:tblBorders>
           <w:top w:val="single" w:sz="4" w:space="0" w:color="auto"/>
           <w:left w:val="single" w:sz="4" w:space="0" w:color="auto"/>
@@ -2253,16 +1713,8 @@
               <w:rPr>
                 <w:rFonts w:ascii="Times New Roman" w:hAnsi="Times New Roman" w:cs="Times New Roman"/>
               </w:rPr>
-              <w:t xml:space="preserve">Программа очищает буфер, выдает сообщение «Ошибка ввода. Введите число.» и не завершается </w:t>
-            </w:r>
-            <w:proofErr w:type="spellStart"/>
-            <w:r>
-              <w:rPr>
-                <w:rFonts w:ascii="Times New Roman" w:hAnsi="Times New Roman" w:cs="Times New Roman"/>
-              </w:rPr>
-              <w:t>аварийно</w:t>
-            </w:r>
-            <w:proofErr w:type="spellEnd"/>
+              <w:t>Программа очищает буфер, выдает сообщение «Ошибка ввода. Введите число.» и не завершается аварийно</w:t>
+            </w:r>
           </w:p>
         </w:tc>
         <w:tc>
@@ -2370,35 +1822,7 @@
               <w:rPr>
                 <w:rFonts w:ascii="Times New Roman" w:hAnsi="Times New Roman" w:cs="Times New Roman"/>
               </w:rPr>
-              <w:t xml:space="preserve">Попытка создания ресурса (папки/файла) с использованием системных запрещенных символов (например, </w:t>
-            </w:r>
-            <w:proofErr w:type="spellStart"/>
-            <w:r>
-              <w:rPr>
-                <w:rFonts w:ascii="Times New Roman" w:hAnsi="Times New Roman" w:cs="Times New Roman"/>
-              </w:rPr>
-              <w:t>doc</w:t>
-            </w:r>
-            <w:proofErr w:type="spellEnd"/>
-            <w:r>
-              <w:rPr>
-                <w:rFonts w:ascii="Times New Roman" w:hAnsi="Times New Roman" w:cs="Times New Roman"/>
-              </w:rPr>
-              <w:t>*</w:t>
-            </w:r>
-            <w:proofErr w:type="spellStart"/>
-            <w:r>
-              <w:rPr>
-                <w:rFonts w:ascii="Times New Roman" w:hAnsi="Times New Roman" w:cs="Times New Roman"/>
-              </w:rPr>
-              <w:t>ment</w:t>
-            </w:r>
-            <w:proofErr w:type="spellEnd"/>
-            <w:r>
-              <w:rPr>
-                <w:rFonts w:ascii="Times New Roman" w:hAnsi="Times New Roman" w:cs="Times New Roman"/>
-              </w:rPr>
-              <w:t>)</w:t>
+              <w:t>Попытка создания ресурса (папки/файла) с использованием системных запрещенных символов (например, doc*ment)</w:t>
             </w:r>
           </w:p>
         </w:tc>
@@ -2533,75 +1957,33 @@
               <w:rPr>
                 <w:rFonts w:ascii="Times New Roman" w:hAnsi="Times New Roman" w:cs="Times New Roman"/>
               </w:rPr>
-              <w:t>Ввод расширения файла, содержащего спецсимволы или точки (например, .</w:t>
-            </w:r>
-            <w:proofErr w:type="spellStart"/>
-            <w:r>
-              <w:rPr>
-                <w:rFonts w:ascii="Times New Roman" w:hAnsi="Times New Roman" w:cs="Times New Roman"/>
-              </w:rPr>
-              <w:t>txt</w:t>
-            </w:r>
-            <w:proofErr w:type="spellEnd"/>
-            <w:r>
-              <w:rPr>
-                <w:rFonts w:ascii="Times New Roman" w:hAnsi="Times New Roman" w:cs="Times New Roman"/>
-              </w:rPr>
-              <w:t xml:space="preserve"> вместо </w:t>
-            </w:r>
-            <w:proofErr w:type="spellStart"/>
-            <w:r>
-              <w:rPr>
-                <w:rFonts w:ascii="Times New Roman" w:hAnsi="Times New Roman" w:cs="Times New Roman"/>
-              </w:rPr>
-              <w:t>txt</w:t>
-            </w:r>
-            <w:proofErr w:type="spellEnd"/>
-            <w:r>
-              <w:rPr>
-                <w:rFonts w:ascii="Times New Roman" w:hAnsi="Times New Roman" w:cs="Times New Roman"/>
-              </w:rPr>
-              <w:t>)</w:t>
-            </w:r>
-          </w:p>
-        </w:tc>
-        <w:tc>
-          <w:tcPr>
-            <w:tcW w:w="0" w:type="auto"/>
-            <w:tcMar>
-              <w:top w:w="30" w:type="dxa"/>
-              <w:left w:w="45" w:type="dxa"/>
-              <w:bottom w:w="30" w:type="dxa"/>
-              <w:right w:w="45" w:type="dxa"/>
-            </w:tcMar>
-            <w:vAlign w:val="bottom"/>
-            <w:hideMark/>
-          </w:tcPr>
-          <w:p>
-            <w:pPr>
-              <w:rPr>
-                <w:rFonts w:ascii="Times New Roman" w:hAnsi="Times New Roman" w:cs="Times New Roman"/>
-              </w:rPr>
-            </w:pPr>
-            <w:r>
-              <w:rPr>
-                <w:rFonts w:ascii="Times New Roman" w:hAnsi="Times New Roman" w:cs="Times New Roman"/>
-              </w:rPr>
-              <w:t xml:space="preserve">Срабатывает </w:t>
-            </w:r>
-            <w:proofErr w:type="spellStart"/>
-            <w:r>
-              <w:rPr>
-                <w:rFonts w:ascii="Times New Roman" w:hAnsi="Times New Roman" w:cs="Times New Roman"/>
-              </w:rPr>
-              <w:t>Regex</w:t>
-            </w:r>
-            <w:proofErr w:type="spellEnd"/>
-            <w:r>
-              <w:rPr>
-                <w:rFonts w:ascii="Times New Roman" w:hAnsi="Times New Roman" w:cs="Times New Roman"/>
-              </w:rPr>
-              <w:t>-валидация, вывод сообщения [ОШИБКА ФС]: Некорректный формат расширения</w:t>
+              <w:t>Ввод расширения файла, содержащего спецсимволы или точки (например, .txt вместо txt)</w:t>
+            </w:r>
+          </w:p>
+        </w:tc>
+        <w:tc>
+          <w:tcPr>
+            <w:tcW w:w="0" w:type="auto"/>
+            <w:tcMar>
+              <w:top w:w="30" w:type="dxa"/>
+              <w:left w:w="45" w:type="dxa"/>
+              <w:bottom w:w="30" w:type="dxa"/>
+              <w:right w:w="45" w:type="dxa"/>
+            </w:tcMar>
+            <w:vAlign w:val="bottom"/>
+            <w:hideMark/>
+          </w:tcPr>
+          <w:p>
+            <w:pPr>
+              <w:rPr>
+                <w:rFonts w:ascii="Times New Roman" w:hAnsi="Times New Roman" w:cs="Times New Roman"/>
+              </w:rPr>
+            </w:pPr>
+            <w:r>
+              <w:rPr>
+                <w:rFonts w:ascii="Times New Roman" w:hAnsi="Times New Roman" w:cs="Times New Roman"/>
+              </w:rPr>
+              <w:t>Срабатывает Regex-валидация, вывод сообщения [ОШИБКА ФС]: Некорректный формат расширения</w:t>
             </w:r>
           </w:p>
         </w:tc>
@@ -2710,61 +2092,33 @@
               <w:rPr>
                 <w:rFonts w:ascii="Times New Roman" w:hAnsi="Times New Roman" w:cs="Times New Roman"/>
               </w:rPr>
-              <w:t xml:space="preserve">Попытка удалить системную директорию (ввод </w:t>
-            </w:r>
-            <w:proofErr w:type="spellStart"/>
-            <w:r>
-              <w:rPr>
-                <w:rFonts w:ascii="Times New Roman" w:hAnsi="Times New Roman" w:cs="Times New Roman"/>
-              </w:rPr>
-              <w:t>root</w:t>
-            </w:r>
-            <w:proofErr w:type="spellEnd"/>
-            <w:r>
-              <w:rPr>
-                <w:rFonts w:ascii="Times New Roman" w:hAnsi="Times New Roman" w:cs="Times New Roman"/>
-              </w:rPr>
-              <w:t xml:space="preserve"> в меню удаления)</w:t>
-            </w:r>
-          </w:p>
-        </w:tc>
-        <w:tc>
-          <w:tcPr>
-            <w:tcW w:w="0" w:type="auto"/>
-            <w:tcMar>
-              <w:top w:w="30" w:type="dxa"/>
-              <w:left w:w="45" w:type="dxa"/>
-              <w:bottom w:w="30" w:type="dxa"/>
-              <w:right w:w="45" w:type="dxa"/>
-            </w:tcMar>
-            <w:vAlign w:val="bottom"/>
-            <w:hideMark/>
-          </w:tcPr>
-          <w:p>
-            <w:pPr>
-              <w:rPr>
-                <w:rFonts w:ascii="Times New Roman" w:hAnsi="Times New Roman" w:cs="Times New Roman"/>
-              </w:rPr>
-            </w:pPr>
-            <w:r>
-              <w:rPr>
-                <w:rFonts w:ascii="Times New Roman" w:hAnsi="Times New Roman" w:cs="Times New Roman"/>
-              </w:rPr>
-              <w:t>Блокировка операции, вывод сообщения [ОШИБКА ФС]</w:t>
-            </w:r>
-            <w:proofErr w:type="gramStart"/>
-            <w:r>
-              <w:rPr>
-                <w:rFonts w:ascii="Times New Roman" w:hAnsi="Times New Roman" w:cs="Times New Roman"/>
-              </w:rPr>
-              <w:t>: Невозможно</w:t>
-            </w:r>
-            <w:proofErr w:type="gramEnd"/>
-            <w:r>
-              <w:rPr>
-                <w:rFonts w:ascii="Times New Roman" w:hAnsi="Times New Roman" w:cs="Times New Roman"/>
-              </w:rPr>
-              <w:t xml:space="preserve"> удалить корневой каталог! </w:t>
+              <w:t>Попытка удалить системную директорию (ввод root в меню удаления)</w:t>
+            </w:r>
+          </w:p>
+        </w:tc>
+        <w:tc>
+          <w:tcPr>
+            <w:tcW w:w="0" w:type="auto"/>
+            <w:tcMar>
+              <w:top w:w="30" w:type="dxa"/>
+              <w:left w:w="45" w:type="dxa"/>
+              <w:bottom w:w="30" w:type="dxa"/>
+              <w:right w:w="45" w:type="dxa"/>
+            </w:tcMar>
+            <w:vAlign w:val="bottom"/>
+            <w:hideMark/>
+          </w:tcPr>
+          <w:p>
+            <w:pPr>
+              <w:rPr>
+                <w:rFonts w:ascii="Times New Roman" w:hAnsi="Times New Roman" w:cs="Times New Roman"/>
+              </w:rPr>
+            </w:pPr>
+            <w:r>
+              <w:rPr>
+                <w:rFonts w:ascii="Times New Roman" w:hAnsi="Times New Roman" w:cs="Times New Roman"/>
+              </w:rPr>
+              <w:t xml:space="preserve">Блокировка операции, вывод сообщения [ОШИБКА ФС]: Невозможно удалить корневой каталог! </w:t>
             </w:r>
           </w:p>
         </w:tc>
@@ -2899,21 +2253,7 @@
               <w:rPr>
                 <w:rFonts w:ascii="Times New Roman" w:hAnsi="Times New Roman" w:cs="Times New Roman"/>
               </w:rPr>
-              <w:t>Срабатывает система ACL, операция отклоняется с сообщением [ОШИБКА ФС]</w:t>
-            </w:r>
-            <w:proofErr w:type="gramStart"/>
-            <w:r>
-              <w:rPr>
-                <w:rFonts w:ascii="Times New Roman" w:hAnsi="Times New Roman" w:cs="Times New Roman"/>
-              </w:rPr>
-              <w:t>: Недостаточно</w:t>
-            </w:r>
-            <w:proofErr w:type="gramEnd"/>
-            <w:r>
-              <w:rPr>
-                <w:rFonts w:ascii="Times New Roman" w:hAnsi="Times New Roman" w:cs="Times New Roman"/>
-              </w:rPr>
-              <w:t xml:space="preserve"> прав</w:t>
+              <w:t>Срабатывает система ACL, операция отклоняется с сообщением [ОШИБКА ФС]: Недостаточно прав</w:t>
             </w:r>
           </w:p>
         </w:tc>
@@ -3022,37 +2362,7 @@
               <w:rPr>
                 <w:rFonts w:ascii="Times New Roman" w:hAnsi="Times New Roman" w:cs="Times New Roman"/>
               </w:rPr>
-              <w:t>Перемещение файла (</w:t>
-            </w:r>
-            <w:proofErr w:type="spellStart"/>
-            <w:proofErr w:type="gramStart"/>
-            <w:r>
-              <w:rPr>
-                <w:rFonts w:ascii="Times New Roman" w:hAnsi="Times New Roman" w:cs="Times New Roman"/>
-              </w:rPr>
-              <w:t>std</w:t>
-            </w:r>
-            <w:proofErr w:type="spellEnd"/>
-            <w:r>
-              <w:rPr>
-                <w:rFonts w:ascii="Times New Roman" w:hAnsi="Times New Roman" w:cs="Times New Roman"/>
-              </w:rPr>
-              <w:t>::</w:t>
-            </w:r>
-            <w:proofErr w:type="spellStart"/>
-            <w:proofErr w:type="gramEnd"/>
-            <w:r>
-              <w:rPr>
-                <w:rFonts w:ascii="Times New Roman" w:hAnsi="Times New Roman" w:cs="Times New Roman"/>
-              </w:rPr>
-              <w:t>move</w:t>
-            </w:r>
-            <w:proofErr w:type="spellEnd"/>
-            <w:r>
-              <w:rPr>
-                <w:rFonts w:ascii="Times New Roman" w:hAnsi="Times New Roman" w:cs="Times New Roman"/>
-              </w:rPr>
-              <w:t>) в несуществующую директорию</w:t>
+              <w:t>Перемещение файла (std::move) в несуществующую директорию</w:t>
             </w:r>
           </w:p>
         </w:tc>
@@ -3187,77 +2497,33 @@
               <w:rPr>
                 <w:rFonts w:ascii="Times New Roman" w:hAnsi="Times New Roman" w:cs="Times New Roman"/>
               </w:rPr>
-              <w:t xml:space="preserve">Поиск по маске с вводом синтаксически некорректного </w:t>
-            </w:r>
-            <w:proofErr w:type="spellStart"/>
-            <w:r>
-              <w:rPr>
-                <w:rFonts w:ascii="Times New Roman" w:hAnsi="Times New Roman" w:cs="Times New Roman"/>
-              </w:rPr>
-              <w:t>Regex</w:t>
-            </w:r>
-            <w:proofErr w:type="spellEnd"/>
-            <w:r>
-              <w:rPr>
-                <w:rFonts w:ascii="Times New Roman" w:hAnsi="Times New Roman" w:cs="Times New Roman"/>
-              </w:rPr>
-              <w:t xml:space="preserve"> выражения (например, незакрытая скобка [a-z)</w:t>
-            </w:r>
-          </w:p>
-        </w:tc>
-        <w:tc>
-          <w:tcPr>
-            <w:tcW w:w="0" w:type="auto"/>
-            <w:tcMar>
-              <w:top w:w="30" w:type="dxa"/>
-              <w:left w:w="45" w:type="dxa"/>
-              <w:bottom w:w="30" w:type="dxa"/>
-              <w:right w:w="45" w:type="dxa"/>
-            </w:tcMar>
-            <w:vAlign w:val="bottom"/>
-            <w:hideMark/>
-          </w:tcPr>
-          <w:p>
-            <w:pPr>
-              <w:rPr>
-                <w:rFonts w:ascii="Times New Roman" w:hAnsi="Times New Roman" w:cs="Times New Roman"/>
-              </w:rPr>
-            </w:pPr>
-            <w:r>
-              <w:rPr>
-                <w:rFonts w:ascii="Times New Roman" w:hAnsi="Times New Roman" w:cs="Times New Roman"/>
-              </w:rPr>
-              <w:t xml:space="preserve">Перехват </w:t>
-            </w:r>
-            <w:proofErr w:type="spellStart"/>
-            <w:proofErr w:type="gramStart"/>
-            <w:r>
-              <w:rPr>
-                <w:rFonts w:ascii="Times New Roman" w:hAnsi="Times New Roman" w:cs="Times New Roman"/>
-              </w:rPr>
-              <w:t>std</w:t>
-            </w:r>
-            <w:proofErr w:type="spellEnd"/>
-            <w:r>
-              <w:rPr>
-                <w:rFonts w:ascii="Times New Roman" w:hAnsi="Times New Roman" w:cs="Times New Roman"/>
-              </w:rPr>
-              <w:t>::</w:t>
-            </w:r>
-            <w:proofErr w:type="spellStart"/>
-            <w:proofErr w:type="gramEnd"/>
-            <w:r>
-              <w:rPr>
-                <w:rFonts w:ascii="Times New Roman" w:hAnsi="Times New Roman" w:cs="Times New Roman"/>
-              </w:rPr>
-              <w:t>regex_error</w:t>
-            </w:r>
-            <w:proofErr w:type="spellEnd"/>
-            <w:r>
-              <w:rPr>
-                <w:rFonts w:ascii="Times New Roman" w:hAnsi="Times New Roman" w:cs="Times New Roman"/>
-              </w:rPr>
-              <w:t>, вывод сообщения [ОШИБКА ФС]: Некорректное регулярное выражение.</w:t>
+              <w:t>Поиск по маске с вводом синтаксически некорректного Regex выражения (например, незакрытая скобка [a-z)</w:t>
+            </w:r>
+          </w:p>
+        </w:tc>
+        <w:tc>
+          <w:tcPr>
+            <w:tcW w:w="0" w:type="auto"/>
+            <w:tcMar>
+              <w:top w:w="30" w:type="dxa"/>
+              <w:left w:w="45" w:type="dxa"/>
+              <w:bottom w:w="30" w:type="dxa"/>
+              <w:right w:w="45" w:type="dxa"/>
+            </w:tcMar>
+            <w:vAlign w:val="bottom"/>
+            <w:hideMark/>
+          </w:tcPr>
+          <w:p>
+            <w:pPr>
+              <w:rPr>
+                <w:rFonts w:ascii="Times New Roman" w:hAnsi="Times New Roman" w:cs="Times New Roman"/>
+              </w:rPr>
+            </w:pPr>
+            <w:r>
+              <w:rPr>
+                <w:rFonts w:ascii="Times New Roman" w:hAnsi="Times New Roman" w:cs="Times New Roman"/>
+              </w:rPr>
+              <w:t>Перехват std::regex_error, вывод сообщения [ОШИБКА ФС]: Некорректное регулярное выражение.</w:t>
             </w:r>
           </w:p>
         </w:tc>
@@ -3907,21 +3173,7 @@
               <w:rPr>
                 <w:rFonts w:ascii="Times New Roman" w:hAnsi="Times New Roman" w:cs="Times New Roman"/>
               </w:rPr>
-              <w:t xml:space="preserve">Критический тест: Открытие archive.dat в </w:t>
-            </w:r>
-            <w:proofErr w:type="spellStart"/>
-            <w:r>
-              <w:rPr>
-                <w:rFonts w:ascii="Times New Roman" w:hAnsi="Times New Roman" w:cs="Times New Roman"/>
-              </w:rPr>
-              <w:t>Hex</w:t>
-            </w:r>
-            <w:proofErr w:type="spellEnd"/>
-            <w:r>
-              <w:rPr>
-                <w:rFonts w:ascii="Times New Roman" w:hAnsi="Times New Roman" w:cs="Times New Roman"/>
-              </w:rPr>
-              <w:t xml:space="preserve">-редакторе, изменение первых 4 байт («магического числа») и попытка загрузки в программу </w:t>
+              <w:t xml:space="preserve">Критический тест: Открытие archive.dat в Hex-редакторе, изменение первых 4 байт («магического числа») и попытка загрузки в программу </w:t>
             </w:r>
           </w:p>
         </w:tc>
@@ -4011,6 +3263,645 @@
           <w:rFonts w:ascii="Times New Roman" w:hAnsi="Times New Roman" w:cs="Times New Roman"/>
         </w:rPr>
       </w:pPr>
+      <w:r>
+        <w:rPr>
+          <w:noProof/>
+        </w:rPr>
+        <w:drawing>
+          <wp:inline distT="0" distB="0" distL="0" distR="0" wp14:anchorId="1EAADDB8" wp14:editId="58D2EA6E">
+            <wp:extent cx="5940425" cy="3055620"/>
+            <wp:effectExtent l="0" t="0" r="3175" b="0"/>
+            <wp:docPr id="1248991250" name="Рисунок 1"/>
+            <wp:cNvGraphicFramePr>
+              <a:graphicFrameLocks xmlns:a="http://schemas.openxmlformats.org/drawingml/2006/main" noChangeAspect="1"/>
+            </wp:cNvGraphicFramePr>
+            <a:graphic xmlns:a="http://schemas.openxmlformats.org/drawingml/2006/main">
+              <a:graphicData uri="http://schemas.openxmlformats.org/drawingml/2006/picture">
+                <pic:pic xmlns:pic="http://schemas.openxmlformats.org/drawingml/2006/picture">
+                  <pic:nvPicPr>
+                    <pic:cNvPr id="1248991250" name=""/>
+                    <pic:cNvPicPr/>
+                  </pic:nvPicPr>
+                  <pic:blipFill>
+                    <a:blip r:embed="rId8"/>
+                    <a:stretch>
+                      <a:fillRect/>
+                    </a:stretch>
+                  </pic:blipFill>
+                  <pic:spPr>
+                    <a:xfrm>
+                      <a:off x="0" y="0"/>
+                      <a:ext cx="5940425" cy="3055620"/>
+                    </a:xfrm>
+                    <a:prstGeom prst="rect">
+                      <a:avLst/>
+                    </a:prstGeom>
+                  </pic:spPr>
+                </pic:pic>
+              </a:graphicData>
+            </a:graphic>
+          </wp:inline>
+        </w:drawing>
+      </w:r>
+    </w:p>
+    <w:p>
+      <w:pPr>
+        <w:jc w:val="center"/>
+        <w:rPr>
+          <w:rFonts w:ascii="Times New Roman" w:hAnsi="Times New Roman" w:cs="Times New Roman"/>
+        </w:rPr>
+      </w:pPr>
+      <w:r>
+        <w:rPr>
+          <w:rFonts w:ascii="Times New Roman" w:hAnsi="Times New Roman" w:cs="Times New Roman"/>
+        </w:rPr>
+        <w:t xml:space="preserve">Рисунок 4 - </w:t>
+      </w:r>
+      <w:r>
+        <w:rPr>
+          <w:rFonts w:ascii="Times New Roman" w:hAnsi="Times New Roman" w:cs="Times New Roman"/>
+        </w:rPr>
+        <w:t>Программа очищает буфер, выдает сообщение «Ошибка ввода. Введите число.» и не завершается аварийно</w:t>
+      </w:r>
+    </w:p>
+    <w:p>
+      <w:pPr>
+        <w:jc w:val="center"/>
+        <w:rPr>
+          <w:rFonts w:ascii="Times New Roman" w:hAnsi="Times New Roman" w:cs="Times New Roman"/>
+        </w:rPr>
+      </w:pPr>
+    </w:p>
+    <w:p>
+      <w:pPr>
+        <w:jc w:val="center"/>
+        <w:rPr>
+          <w:rFonts w:ascii="Times New Roman" w:hAnsi="Times New Roman" w:cs="Times New Roman"/>
+        </w:rPr>
+      </w:pPr>
+    </w:p>
+    <w:p>
+      <w:pPr>
+        <w:jc w:val="center"/>
+        <w:rPr>
+          <w:rFonts w:ascii="Times New Roman" w:hAnsi="Times New Roman" w:cs="Times New Roman"/>
+          <w:lang w:val="en-US"/>
+        </w:rPr>
+      </w:pPr>
+      <w:r>
+        <w:rPr>
+          <w:noProof/>
+        </w:rPr>
+        <w:lastRenderedPageBreak/>
+        <w:drawing>
+          <wp:inline distT="0" distB="0" distL="0" distR="0" wp14:anchorId="6C7AB185" wp14:editId="0296B97E">
+            <wp:extent cx="5940425" cy="3153410"/>
+            <wp:effectExtent l="0" t="0" r="3175" b="8890"/>
+            <wp:docPr id="326624591" name="Рисунок 1"/>
+            <wp:cNvGraphicFramePr>
+              <a:graphicFrameLocks xmlns:a="http://schemas.openxmlformats.org/drawingml/2006/main" noChangeAspect="1"/>
+            </wp:cNvGraphicFramePr>
+            <a:graphic xmlns:a="http://schemas.openxmlformats.org/drawingml/2006/main">
+              <a:graphicData uri="http://schemas.openxmlformats.org/drawingml/2006/picture">
+                <pic:pic xmlns:pic="http://schemas.openxmlformats.org/drawingml/2006/picture">
+                  <pic:nvPicPr>
+                    <pic:cNvPr id="326624591" name=""/>
+                    <pic:cNvPicPr/>
+                  </pic:nvPicPr>
+                  <pic:blipFill>
+                    <a:blip r:embed="rId9"/>
+                    <a:stretch>
+                      <a:fillRect/>
+                    </a:stretch>
+                  </pic:blipFill>
+                  <pic:spPr>
+                    <a:xfrm>
+                      <a:off x="0" y="0"/>
+                      <a:ext cx="5940425" cy="3153410"/>
+                    </a:xfrm>
+                    <a:prstGeom prst="rect">
+                      <a:avLst/>
+                    </a:prstGeom>
+                  </pic:spPr>
+                </pic:pic>
+              </a:graphicData>
+            </a:graphic>
+          </wp:inline>
+        </w:drawing>
+      </w:r>
+    </w:p>
+    <w:p>
+      <w:pPr>
+        <w:jc w:val="center"/>
+        <w:rPr>
+          <w:rFonts w:ascii="Times New Roman" w:hAnsi="Times New Roman" w:cs="Times New Roman"/>
+        </w:rPr>
+      </w:pPr>
+      <w:r>
+        <w:rPr>
+          <w:rFonts w:ascii="Times New Roman" w:hAnsi="Times New Roman" w:cs="Times New Roman"/>
+        </w:rPr>
+        <w:t xml:space="preserve">Рисунок 5 - </w:t>
+      </w:r>
+      <w:r>
+        <w:rPr>
+          <w:rFonts w:ascii="Times New Roman" w:hAnsi="Times New Roman" w:cs="Times New Roman"/>
+        </w:rPr>
+        <w:t>Попытка создания ресурса (папки/файла) с использованием системных запрещенных символов (например, doc*ment)</w:t>
+      </w:r>
+    </w:p>
+    <w:p>
+      <w:pPr>
+        <w:jc w:val="center"/>
+        <w:rPr>
+          <w:rFonts w:ascii="Times New Roman" w:hAnsi="Times New Roman" w:cs="Times New Roman"/>
+          <w:lang w:val="en-US"/>
+        </w:rPr>
+      </w:pPr>
+      <w:r>
+        <w:rPr>
+          <w:noProof/>
+        </w:rPr>
+        <w:drawing>
+          <wp:inline distT="0" distB="0" distL="0" distR="0" wp14:anchorId="6D1799B8" wp14:editId="6ABB852F">
+            <wp:extent cx="5940425" cy="3058795"/>
+            <wp:effectExtent l="0" t="0" r="3175" b="8255"/>
+            <wp:docPr id="1816476096" name="Рисунок 1"/>
+            <wp:cNvGraphicFramePr>
+              <a:graphicFrameLocks xmlns:a="http://schemas.openxmlformats.org/drawingml/2006/main" noChangeAspect="1"/>
+            </wp:cNvGraphicFramePr>
+            <a:graphic xmlns:a="http://schemas.openxmlformats.org/drawingml/2006/main">
+              <a:graphicData uri="http://schemas.openxmlformats.org/drawingml/2006/picture">
+                <pic:pic xmlns:pic="http://schemas.openxmlformats.org/drawingml/2006/picture">
+                  <pic:nvPicPr>
+                    <pic:cNvPr id="1816476096" name=""/>
+                    <pic:cNvPicPr/>
+                  </pic:nvPicPr>
+                  <pic:blipFill>
+                    <a:blip r:embed="rId10"/>
+                    <a:stretch>
+                      <a:fillRect/>
+                    </a:stretch>
+                  </pic:blipFill>
+                  <pic:spPr>
+                    <a:xfrm>
+                      <a:off x="0" y="0"/>
+                      <a:ext cx="5940425" cy="3058795"/>
+                    </a:xfrm>
+                    <a:prstGeom prst="rect">
+                      <a:avLst/>
+                    </a:prstGeom>
+                  </pic:spPr>
+                </pic:pic>
+              </a:graphicData>
+            </a:graphic>
+          </wp:inline>
+        </w:drawing>
+      </w:r>
+    </w:p>
+    <w:p>
+      <w:pPr>
+        <w:jc w:val="center"/>
+        <w:rPr>
+          <w:rFonts w:ascii="Times New Roman" w:hAnsi="Times New Roman" w:cs="Times New Roman"/>
+          <w:lang w:val="en-US"/>
+        </w:rPr>
+      </w:pPr>
+      <w:r>
+        <w:rPr>
+          <w:rFonts w:ascii="Times New Roman" w:hAnsi="Times New Roman" w:cs="Times New Roman"/>
+        </w:rPr>
+        <w:t xml:space="preserve">Рисунок 6 - </w:t>
+      </w:r>
+      <w:r>
+        <w:rPr>
+          <w:rFonts w:ascii="Times New Roman" w:hAnsi="Times New Roman" w:cs="Times New Roman"/>
+        </w:rPr>
+        <w:t>Ввод расширения файла, содержащего спецсимволы или точки (например, .txt вместо txt)</w:t>
+      </w:r>
+    </w:p>
+    <w:p>
+      <w:pPr>
+        <w:jc w:val="center"/>
+        <w:rPr>
+          <w:rFonts w:ascii="Times New Roman" w:hAnsi="Times New Roman" w:cs="Times New Roman"/>
+          <w:lang w:val="en-US"/>
+        </w:rPr>
+      </w:pPr>
+      <w:r>
+        <w:rPr>
+          <w:noProof/>
+        </w:rPr>
+        <w:lastRenderedPageBreak/>
+        <w:drawing>
+          <wp:inline distT="0" distB="0" distL="0" distR="0" wp14:anchorId="52351915" wp14:editId="14AAA82D">
+            <wp:extent cx="5940425" cy="3108325"/>
+            <wp:effectExtent l="0" t="0" r="3175" b="0"/>
+            <wp:docPr id="533765954" name="Рисунок 1"/>
+            <wp:cNvGraphicFramePr>
+              <a:graphicFrameLocks xmlns:a="http://schemas.openxmlformats.org/drawingml/2006/main" noChangeAspect="1"/>
+            </wp:cNvGraphicFramePr>
+            <a:graphic xmlns:a="http://schemas.openxmlformats.org/drawingml/2006/main">
+              <a:graphicData uri="http://schemas.openxmlformats.org/drawingml/2006/picture">
+                <pic:pic xmlns:pic="http://schemas.openxmlformats.org/drawingml/2006/picture">
+                  <pic:nvPicPr>
+                    <pic:cNvPr id="533765954" name=""/>
+                    <pic:cNvPicPr/>
+                  </pic:nvPicPr>
+                  <pic:blipFill>
+                    <a:blip r:embed="rId11"/>
+                    <a:stretch>
+                      <a:fillRect/>
+                    </a:stretch>
+                  </pic:blipFill>
+                  <pic:spPr>
+                    <a:xfrm>
+                      <a:off x="0" y="0"/>
+                      <a:ext cx="5940425" cy="3108325"/>
+                    </a:xfrm>
+                    <a:prstGeom prst="rect">
+                      <a:avLst/>
+                    </a:prstGeom>
+                  </pic:spPr>
+                </pic:pic>
+              </a:graphicData>
+            </a:graphic>
+          </wp:inline>
+        </w:drawing>
+      </w:r>
+    </w:p>
+    <w:p>
+      <w:pPr>
+        <w:jc w:val="center"/>
+        <w:rPr>
+          <w:rFonts w:ascii="Times New Roman" w:hAnsi="Times New Roman" w:cs="Times New Roman"/>
+          <w:lang w:val="en-US"/>
+        </w:rPr>
+      </w:pPr>
+      <w:r>
+        <w:rPr>
+          <w:rFonts w:ascii="Times New Roman" w:hAnsi="Times New Roman" w:cs="Times New Roman"/>
+        </w:rPr>
+        <w:t xml:space="preserve">Рисунок 7 - </w:t>
+      </w:r>
+      <w:r>
+        <w:rPr>
+          <w:rFonts w:ascii="Times New Roman" w:hAnsi="Times New Roman" w:cs="Times New Roman"/>
+        </w:rPr>
+        <w:t>Попытка удалить системную директорию (ввод root в меню удаления)</w:t>
+      </w:r>
+    </w:p>
+    <w:p>
+      <w:pPr>
+        <w:jc w:val="center"/>
+        <w:rPr>
+          <w:rFonts w:ascii="Times New Roman" w:hAnsi="Times New Roman" w:cs="Times New Roman"/>
+          <w:lang w:val="en-US"/>
+        </w:rPr>
+      </w:pPr>
+      <w:r>
+        <w:rPr>
+          <w:noProof/>
+        </w:rPr>
+        <w:drawing>
+          <wp:inline distT="0" distB="0" distL="0" distR="0" wp14:anchorId="341BD78F" wp14:editId="7107F994">
+            <wp:extent cx="5940425" cy="3039745"/>
+            <wp:effectExtent l="0" t="0" r="3175" b="8255"/>
+            <wp:docPr id="407574876" name="Рисунок 1"/>
+            <wp:cNvGraphicFramePr>
+              <a:graphicFrameLocks xmlns:a="http://schemas.openxmlformats.org/drawingml/2006/main" noChangeAspect="1"/>
+            </wp:cNvGraphicFramePr>
+            <a:graphic xmlns:a="http://schemas.openxmlformats.org/drawingml/2006/main">
+              <a:graphicData uri="http://schemas.openxmlformats.org/drawingml/2006/picture">
+                <pic:pic xmlns:pic="http://schemas.openxmlformats.org/drawingml/2006/picture">
+                  <pic:nvPicPr>
+                    <pic:cNvPr id="407574876" name=""/>
+                    <pic:cNvPicPr/>
+                  </pic:nvPicPr>
+                  <pic:blipFill>
+                    <a:blip r:embed="rId12"/>
+                    <a:stretch>
+                      <a:fillRect/>
+                    </a:stretch>
+                  </pic:blipFill>
+                  <pic:spPr>
+                    <a:xfrm>
+                      <a:off x="0" y="0"/>
+                      <a:ext cx="5940425" cy="3039745"/>
+                    </a:xfrm>
+                    <a:prstGeom prst="rect">
+                      <a:avLst/>
+                    </a:prstGeom>
+                  </pic:spPr>
+                </pic:pic>
+              </a:graphicData>
+            </a:graphic>
+          </wp:inline>
+        </w:drawing>
+      </w:r>
+    </w:p>
+    <w:p>
+      <w:pPr>
+        <w:jc w:val="center"/>
+        <w:rPr>
+          <w:rFonts w:ascii="Times New Roman" w:hAnsi="Times New Roman" w:cs="Times New Roman"/>
+        </w:rPr>
+      </w:pPr>
+      <w:r>
+        <w:rPr>
+          <w:rFonts w:ascii="Times New Roman" w:hAnsi="Times New Roman" w:cs="Times New Roman"/>
+        </w:rPr>
+        <w:t xml:space="preserve">Рисунок 8 - </w:t>
+      </w:r>
+      <w:r>
+        <w:rPr>
+          <w:rFonts w:ascii="Times New Roman" w:hAnsi="Times New Roman" w:cs="Times New Roman"/>
+        </w:rPr>
+        <w:t>Перемещение файла (std::move) в несуществующую директорию</w:t>
+      </w:r>
+    </w:p>
+    <w:p>
+      <w:pPr>
+        <w:jc w:val="center"/>
+        <w:rPr>
+          <w:rFonts w:ascii="Times New Roman" w:hAnsi="Times New Roman" w:cs="Times New Roman"/>
+        </w:rPr>
+      </w:pPr>
+      <w:r>
+        <w:rPr>
+          <w:noProof/>
+        </w:rPr>
+        <w:lastRenderedPageBreak/>
+        <w:drawing>
+          <wp:inline distT="0" distB="0" distL="0" distR="0" wp14:anchorId="7BE548CF" wp14:editId="66EB66DB">
+            <wp:extent cx="5940425" cy="3084830"/>
+            <wp:effectExtent l="0" t="0" r="3175" b="1270"/>
+            <wp:docPr id="682939687" name="Рисунок 1"/>
+            <wp:cNvGraphicFramePr>
+              <a:graphicFrameLocks xmlns:a="http://schemas.openxmlformats.org/drawingml/2006/main" noChangeAspect="1"/>
+            </wp:cNvGraphicFramePr>
+            <a:graphic xmlns:a="http://schemas.openxmlformats.org/drawingml/2006/main">
+              <a:graphicData uri="http://schemas.openxmlformats.org/drawingml/2006/picture">
+                <pic:pic xmlns:pic="http://schemas.openxmlformats.org/drawingml/2006/picture">
+                  <pic:nvPicPr>
+                    <pic:cNvPr id="682939687" name=""/>
+                    <pic:cNvPicPr/>
+                  </pic:nvPicPr>
+                  <pic:blipFill>
+                    <a:blip r:embed="rId13"/>
+                    <a:stretch>
+                      <a:fillRect/>
+                    </a:stretch>
+                  </pic:blipFill>
+                  <pic:spPr>
+                    <a:xfrm>
+                      <a:off x="0" y="0"/>
+                      <a:ext cx="5940425" cy="3084830"/>
+                    </a:xfrm>
+                    <a:prstGeom prst="rect">
+                      <a:avLst/>
+                    </a:prstGeom>
+                  </pic:spPr>
+                </pic:pic>
+              </a:graphicData>
+            </a:graphic>
+          </wp:inline>
+        </w:drawing>
+      </w:r>
+    </w:p>
+    <w:p>
+      <w:pPr>
+        <w:jc w:val="center"/>
+        <w:rPr>
+          <w:rFonts w:ascii="Times New Roman" w:hAnsi="Times New Roman" w:cs="Times New Roman"/>
+        </w:rPr>
+      </w:pPr>
+      <w:r>
+        <w:rPr>
+          <w:rFonts w:ascii="Times New Roman" w:hAnsi="Times New Roman" w:cs="Times New Roman"/>
+        </w:rPr>
+        <w:t xml:space="preserve">Рисунок 9 - </w:t>
+      </w:r>
+      <w:r>
+        <w:rPr>
+          <w:rFonts w:ascii="Times New Roman" w:hAnsi="Times New Roman" w:cs="Times New Roman"/>
+        </w:rPr>
+        <w:t>Поиск по маске с вводом синтаксически некорректного Regex выражения (например, незакрытая скобка [a-z)</w:t>
+      </w:r>
+    </w:p>
+    <w:p>
+      <w:pPr>
+        <w:jc w:val="center"/>
+        <w:rPr>
+          <w:rFonts w:ascii="Times New Roman" w:hAnsi="Times New Roman" w:cs="Times New Roman"/>
+          <w:lang w:val="en-US"/>
+        </w:rPr>
+      </w:pPr>
+    </w:p>
+    <w:p>
+      <w:pPr>
+        <w:jc w:val="center"/>
+        <w:rPr>
+          <w:rFonts w:ascii="Times New Roman" w:hAnsi="Times New Roman" w:cs="Times New Roman"/>
+        </w:rPr>
+      </w:pPr>
+      <w:r>
+        <w:rPr>
+          <w:noProof/>
+        </w:rPr>
+        <w:drawing>
+          <wp:inline distT="0" distB="0" distL="0" distR="0" wp14:anchorId="657F8029" wp14:editId="1708699A">
+            <wp:extent cx="5940425" cy="3128010"/>
+            <wp:effectExtent l="0" t="0" r="3175" b="0"/>
+            <wp:docPr id="1482270044" name="Рисунок 1"/>
+            <wp:cNvGraphicFramePr>
+              <a:graphicFrameLocks xmlns:a="http://schemas.openxmlformats.org/drawingml/2006/main" noChangeAspect="1"/>
+            </wp:cNvGraphicFramePr>
+            <a:graphic xmlns:a="http://schemas.openxmlformats.org/drawingml/2006/main">
+              <a:graphicData uri="http://schemas.openxmlformats.org/drawingml/2006/picture">
+                <pic:pic xmlns:pic="http://schemas.openxmlformats.org/drawingml/2006/picture">
+                  <pic:nvPicPr>
+                    <pic:cNvPr id="1482270044" name=""/>
+                    <pic:cNvPicPr/>
+                  </pic:nvPicPr>
+                  <pic:blipFill>
+                    <a:blip r:embed="rId14"/>
+                    <a:stretch>
+                      <a:fillRect/>
+                    </a:stretch>
+                  </pic:blipFill>
+                  <pic:spPr>
+                    <a:xfrm>
+                      <a:off x="0" y="0"/>
+                      <a:ext cx="5940425" cy="3128010"/>
+                    </a:xfrm>
+                    <a:prstGeom prst="rect">
+                      <a:avLst/>
+                    </a:prstGeom>
+                  </pic:spPr>
+                </pic:pic>
+              </a:graphicData>
+            </a:graphic>
+          </wp:inline>
+        </w:drawing>
+      </w:r>
+    </w:p>
+    <w:p>
+      <w:pPr>
+        <w:jc w:val="center"/>
+        <w:rPr>
+          <w:rFonts w:ascii="Times New Roman" w:hAnsi="Times New Roman" w:cs="Times New Roman"/>
+        </w:rPr>
+      </w:pPr>
+      <w:r>
+        <w:rPr>
+          <w:rFonts w:ascii="Times New Roman" w:hAnsi="Times New Roman" w:cs="Times New Roman"/>
+        </w:rPr>
+        <w:t xml:space="preserve">Рисунок 10 - </w:t>
+      </w:r>
+      <w:r>
+        <w:rPr>
+          <w:rFonts w:ascii="Times New Roman" w:hAnsi="Times New Roman" w:cs="Times New Roman"/>
+        </w:rPr>
+        <w:t>Использование фильтрации по дате с неверным форматом ввода (например, 24.03.2026 вместо YYYY-MM-DD)</w:t>
+      </w:r>
+    </w:p>
+    <w:p>
+      <w:pPr>
+        <w:jc w:val="center"/>
+        <w:rPr>
+          <w:rFonts w:ascii="Times New Roman" w:hAnsi="Times New Roman" w:cs="Times New Roman"/>
+        </w:rPr>
+      </w:pPr>
+      <w:r>
+        <w:rPr>
+          <w:noProof/>
+        </w:rPr>
+        <w:lastRenderedPageBreak/>
+        <w:drawing>
+          <wp:inline distT="0" distB="0" distL="0" distR="0" wp14:anchorId="65929B01" wp14:editId="787302DA">
+            <wp:extent cx="5940425" cy="3042285"/>
+            <wp:effectExtent l="0" t="0" r="3175" b="5715"/>
+            <wp:docPr id="1476541912" name="Рисунок 1"/>
+            <wp:cNvGraphicFramePr>
+              <a:graphicFrameLocks xmlns:a="http://schemas.openxmlformats.org/drawingml/2006/main" noChangeAspect="1"/>
+            </wp:cNvGraphicFramePr>
+            <a:graphic xmlns:a="http://schemas.openxmlformats.org/drawingml/2006/main">
+              <a:graphicData uri="http://schemas.openxmlformats.org/drawingml/2006/picture">
+                <pic:pic xmlns:pic="http://schemas.openxmlformats.org/drawingml/2006/picture">
+                  <pic:nvPicPr>
+                    <pic:cNvPr id="1476541912" name=""/>
+                    <pic:cNvPicPr/>
+                  </pic:nvPicPr>
+                  <pic:blipFill>
+                    <a:blip r:embed="rId15"/>
+                    <a:stretch>
+                      <a:fillRect/>
+                    </a:stretch>
+                  </pic:blipFill>
+                  <pic:spPr>
+                    <a:xfrm>
+                      <a:off x="0" y="0"/>
+                      <a:ext cx="5940425" cy="3042285"/>
+                    </a:xfrm>
+                    <a:prstGeom prst="rect">
+                      <a:avLst/>
+                    </a:prstGeom>
+                  </pic:spPr>
+                </pic:pic>
+              </a:graphicData>
+            </a:graphic>
+          </wp:inline>
+        </w:drawing>
+      </w:r>
+    </w:p>
+    <w:p>
+      <w:pPr>
+        <w:jc w:val="center"/>
+        <w:rPr>
+          <w:rFonts w:ascii="Times New Roman" w:hAnsi="Times New Roman" w:cs="Times New Roman"/>
+        </w:rPr>
+      </w:pPr>
+      <w:r>
+        <w:rPr>
+          <w:rFonts w:ascii="Times New Roman" w:hAnsi="Times New Roman" w:cs="Times New Roman"/>
+        </w:rPr>
+        <w:t xml:space="preserve">Рисунок 11 - </w:t>
+      </w:r>
+      <w:r>
+        <w:rPr>
+          <w:rFonts w:ascii="Times New Roman" w:hAnsi="Times New Roman" w:cs="Times New Roman"/>
+        </w:rPr>
+        <w:t>Глобальный аудит пустой системы (сразу после запуска)</w:t>
+      </w:r>
+    </w:p>
+    <w:p>
+      <w:pPr>
+        <w:jc w:val="center"/>
+        <w:rPr>
+          <w:rFonts w:ascii="Times New Roman" w:hAnsi="Times New Roman" w:cs="Times New Roman"/>
+        </w:rPr>
+      </w:pPr>
+      <w:r>
+        <w:rPr>
+          <w:noProof/>
+        </w:rPr>
+        <w:drawing>
+          <wp:inline distT="0" distB="0" distL="0" distR="0" wp14:anchorId="5D08AE2F" wp14:editId="5C47A2B4">
+            <wp:extent cx="5940425" cy="3121025"/>
+            <wp:effectExtent l="0" t="0" r="3175" b="3175"/>
+            <wp:docPr id="1895294753" name="Рисунок 1"/>
+            <wp:cNvGraphicFramePr>
+              <a:graphicFrameLocks xmlns:a="http://schemas.openxmlformats.org/drawingml/2006/main" noChangeAspect="1"/>
+            </wp:cNvGraphicFramePr>
+            <a:graphic xmlns:a="http://schemas.openxmlformats.org/drawingml/2006/main">
+              <a:graphicData uri="http://schemas.openxmlformats.org/drawingml/2006/picture">
+                <pic:pic xmlns:pic="http://schemas.openxmlformats.org/drawingml/2006/picture">
+                  <pic:nvPicPr>
+                    <pic:cNvPr id="1895294753" name=""/>
+                    <pic:cNvPicPr/>
+                  </pic:nvPicPr>
+                  <pic:blipFill>
+                    <a:blip r:embed="rId16"/>
+                    <a:stretch>
+                      <a:fillRect/>
+                    </a:stretch>
+                  </pic:blipFill>
+                  <pic:spPr>
+                    <a:xfrm>
+                      <a:off x="0" y="0"/>
+                      <a:ext cx="5940425" cy="3121025"/>
+                    </a:xfrm>
+                    <a:prstGeom prst="rect">
+                      <a:avLst/>
+                    </a:prstGeom>
+                  </pic:spPr>
+                </pic:pic>
+              </a:graphicData>
+            </a:graphic>
+          </wp:inline>
+        </w:drawing>
+      </w:r>
+    </w:p>
+    <w:p>
+      <w:pPr>
+        <w:jc w:val="center"/>
+        <w:rPr>
+          <w:rFonts w:ascii="Times New Roman" w:hAnsi="Times New Roman" w:cs="Times New Roman"/>
+        </w:rPr>
+      </w:pPr>
+      <w:r>
+        <w:rPr>
+          <w:rFonts w:ascii="Times New Roman" w:hAnsi="Times New Roman" w:cs="Times New Roman"/>
+        </w:rPr>
+        <w:t xml:space="preserve">Рисунок 12 - </w:t>
+      </w:r>
+      <w:r>
+        <w:rPr>
+          <w:rFonts w:ascii="Times New Roman" w:hAnsi="Times New Roman" w:cs="Times New Roman"/>
+        </w:rPr>
+        <w:t>Сохранение пустого дерева (только корень) в archive.dat</w:t>
+      </w:r>
     </w:p>
     <w:sectPr>
       <w:pgSz w:w="11906" w:h="16838"/>
